--- a/asgn1_documentation.docx
+++ b/asgn1_documentation.docx
@@ -4,36 +4,24 @@
   <w:body>
     <w:p>
       <w:pPr>
-        <w:pStyle w:val="Title"/>
+        <w:pStyle w:val="Titlu"/>
         <w:jc w:val="right"/>
         <w:rPr>
           <w:rFonts w:ascii="Times New Roman" w:hAnsi="Times New Roman"/>
         </w:rPr>
       </w:pPr>
+      <w:proofErr w:type="spellStart"/>
       <w:r>
         <w:rPr>
           <w:rFonts w:ascii="Times New Roman" w:hAnsi="Times New Roman"/>
         </w:rPr>
-        <w:t>&lt;</w:t>
-      </w:r>
-      <w:proofErr w:type="spellStart"/>
-      <w:r>
-        <w:rPr>
-          <w:rFonts w:ascii="Times New Roman" w:hAnsi="Times New Roman"/>
-        </w:rPr>
-        <w:t>project_name</w:t>
+        <w:t>LibFlow</w:t>
       </w:r>
       <w:proofErr w:type="spellEnd"/>
-      <w:r>
-        <w:rPr>
-          <w:rFonts w:ascii="Times New Roman" w:hAnsi="Times New Roman"/>
-        </w:rPr>
-        <w:t>&gt;</w:t>
-      </w:r>
-    </w:p>
-    <w:p>
-      <w:pPr>
-        <w:pStyle w:val="Title"/>
+    </w:p>
+    <w:p>
+      <w:pPr>
+        <w:pStyle w:val="Titlu"/>
         <w:jc w:val="right"/>
         <w:rPr>
           <w:rFonts w:ascii="Times New Roman" w:hAnsi="Times New Roman"/>
@@ -70,7 +58,7 @@
     </w:p>
     <w:p>
       <w:pPr>
-        <w:pStyle w:val="Title"/>
+        <w:pStyle w:val="Titlu"/>
         <w:jc w:val="right"/>
         <w:rPr>
           <w:rFonts w:ascii="Times New Roman" w:hAnsi="Times New Roman"/>
@@ -79,7 +67,7 @@
     </w:p>
     <w:p>
       <w:pPr>
-        <w:pStyle w:val="Title"/>
+        <w:pStyle w:val="Titlu"/>
         <w:jc w:val="right"/>
         <w:rPr>
           <w:rFonts w:ascii="Times New Roman" w:hAnsi="Times New Roman"/>
@@ -119,23 +107,7 @@
           <w:rFonts w:ascii="Times New Roman" w:hAnsi="Times New Roman"/>
           <w:sz w:val="28"/>
         </w:rPr>
-        <w:t>&lt;</w:t>
-      </w:r>
-      <w:proofErr w:type="spellStart"/>
-      <w:r>
-        <w:rPr>
-          <w:rFonts w:ascii="Times New Roman" w:hAnsi="Times New Roman"/>
-          <w:sz w:val="28"/>
-        </w:rPr>
-        <w:t>Student_name</w:t>
-      </w:r>
-      <w:proofErr w:type="spellEnd"/>
-      <w:r>
-        <w:rPr>
-          <w:rFonts w:ascii="Times New Roman" w:hAnsi="Times New Roman"/>
-          <w:sz w:val="28"/>
-        </w:rPr>
-        <w:t>&gt;</w:t>
+        <w:t>Costin Alexa</w:t>
       </w:r>
     </w:p>
     <w:p>
@@ -169,7 +141,14 @@
           <w:b/>
           <w:sz w:val="28"/>
         </w:rPr>
-        <w:t>30435</w:t>
+        <w:t>3043</w:t>
+      </w:r>
+      <w:r>
+        <w:rPr>
+          <w:b/>
+          <w:sz w:val="28"/>
+        </w:rPr>
+        <w:t>1</w:t>
       </w:r>
     </w:p>
     <w:p/>
@@ -193,7 +172,7 @@
     </w:p>
     <w:p>
       <w:pPr>
-        <w:pStyle w:val="Title"/>
+        <w:pStyle w:val="Titlu"/>
         <w:rPr>
           <w:rFonts w:ascii="Times New Roman" w:hAnsi="Times New Roman"/>
           <w:sz w:val="28"/>
@@ -203,8 +182,8 @@
     <w:p>
       <w:pPr>
         <w:sectPr>
-          <w:headerReference w:type="default" r:id="rId8"/>
-          <w:footerReference w:type="even" r:id="rId9"/>
+          <w:headerReference w:type="default" r:id="rId11"/>
+          <w:footerReference w:type="even" r:id="rId12"/>
           <w:pgSz w:w="12240" w:h="15840" w:code="1"/>
           <w:pgMar w:top="1440" w:right="1440" w:bottom="1440" w:left="1440" w:header="720" w:footer="720" w:gutter="0"/>
           <w:cols w:space="720"/>
@@ -214,7 +193,7 @@
     </w:p>
     <w:p>
       <w:pPr>
-        <w:pStyle w:val="Title"/>
+        <w:pStyle w:val="Titlu"/>
         <w:rPr>
           <w:rFonts w:ascii="Times New Roman" w:hAnsi="Times New Roman"/>
         </w:rPr>
@@ -243,6 +222,12 @@
     </w:p>
     <w:sdt>
       <w:sdtPr>
+        <w:rPr>
+          <w:rFonts w:ascii="Times New Roman" w:eastAsia="Times New Roman" w:hAnsi="Times New Roman" w:cs="Times New Roman"/>
+          <w:color w:val="auto"/>
+          <w:sz w:val="20"/>
+          <w:szCs w:val="20"/>
+        </w:rPr>
         <w:id w:val="-164251586"/>
         <w:docPartObj>
           <w:docPartGallery w:val="Table of Contents"/>
@@ -251,19 +236,15 @@
       </w:sdtPr>
       <w:sdtEndPr>
         <w:rPr>
-          <w:rFonts w:ascii="Times New Roman" w:eastAsia="Times New Roman" w:hAnsi="Times New Roman" w:cs="Times New Roman"/>
           <w:b/>
           <w:bCs/>
           <w:noProof/>
-          <w:color w:val="auto"/>
-          <w:sz w:val="20"/>
-          <w:szCs w:val="20"/>
         </w:rPr>
       </w:sdtEndPr>
       <w:sdtContent>
         <w:p>
           <w:pPr>
-            <w:pStyle w:val="TOCHeading"/>
+            <w:pStyle w:val="Titlucuprins"/>
           </w:pPr>
           <w:r>
             <w:t>Contents</w:t>
@@ -271,7 +252,7 @@
         </w:p>
         <w:p>
           <w:pPr>
-            <w:pStyle w:val="TOC1"/>
+            <w:pStyle w:val="Cuprins1"/>
             <w:rPr>
               <w:rFonts w:asciiTheme="minorHAnsi" w:eastAsiaTheme="minorEastAsia" w:hAnsiTheme="minorHAnsi" w:cstheme="minorBidi"/>
               <w:noProof/>
@@ -350,7 +331,7 @@
         </w:p>
         <w:p>
           <w:pPr>
-            <w:pStyle w:val="TOC2"/>
+            <w:pStyle w:val="Cuprins2"/>
             <w:tabs>
               <w:tab w:val="left" w:pos="960"/>
             </w:tabs>
@@ -441,7 +422,7 @@
         </w:p>
         <w:p>
           <w:pPr>
-            <w:pStyle w:val="TOC2"/>
+            <w:pStyle w:val="Cuprins2"/>
             <w:tabs>
               <w:tab w:val="left" w:pos="960"/>
             </w:tabs>
@@ -532,7 +513,7 @@
         </w:p>
         <w:p>
           <w:pPr>
-            <w:pStyle w:val="TOC2"/>
+            <w:pStyle w:val="Cuprins2"/>
             <w:tabs>
               <w:tab w:val="left" w:pos="960"/>
             </w:tabs>
@@ -623,7 +604,7 @@
         </w:p>
         <w:p>
           <w:pPr>
-            <w:pStyle w:val="TOC1"/>
+            <w:pStyle w:val="Cuprins1"/>
             <w:tabs>
               <w:tab w:val="left" w:pos="432"/>
             </w:tabs>
@@ -714,7 +695,7 @@
         </w:p>
         <w:p>
           <w:pPr>
-            <w:pStyle w:val="TOC1"/>
+            <w:pStyle w:val="Cuprins1"/>
             <w:tabs>
               <w:tab w:val="left" w:pos="432"/>
             </w:tabs>
@@ -817,7 +798,7 @@
     </w:sdt>
     <w:p>
       <w:pPr>
-        <w:pStyle w:val="Heading1"/>
+        <w:pStyle w:val="Titlu1"/>
         <w:numPr>
           <w:ilvl w:val="0"/>
           <w:numId w:val="0"/>
@@ -852,7 +833,7 @@
     </w:p>
     <w:p>
       <w:pPr>
-        <w:pStyle w:val="Heading2"/>
+        <w:pStyle w:val="Titlu2"/>
         <w:rPr>
           <w:sz w:val="22"/>
           <w:szCs w:val="22"/>
@@ -870,38 +851,57 @@
     </w:p>
     <w:p>
       <w:pPr>
-        <w:ind w:firstLine="360"/>
-        <w:rPr>
-          <w:sz w:val="24"/>
-          <w:szCs w:val="24"/>
-        </w:rPr>
-      </w:pPr>
-      <w:r>
-        <w:rPr>
-          <w:sz w:val="24"/>
-          <w:szCs w:val="24"/>
-        </w:rPr>
-        <w:t xml:space="preserve">The objective of this project is to </w:t>
-      </w:r>
-      <w:r>
-        <w:rPr>
-          <w:sz w:val="24"/>
-          <w:szCs w:val="24"/>
-        </w:rPr>
-        <w:t>….</w:t>
-      </w:r>
-    </w:p>
-    <w:p>
-      <w:pPr>
-        <w:rPr>
-          <w:sz w:val="24"/>
-          <w:szCs w:val="24"/>
-        </w:rPr>
-      </w:pPr>
-    </w:p>
-    <w:p>
-      <w:pPr>
-        <w:pStyle w:val="Heading2"/>
+        <w:rPr>
+          <w:sz w:val="24"/>
+          <w:szCs w:val="24"/>
+        </w:rPr>
+      </w:pPr>
+      <w:r>
+        <w:rPr>
+          <w:sz w:val="24"/>
+          <w:szCs w:val="24"/>
+        </w:rPr>
+        <w:t>The objective of this project is to develop a library management application</w:t>
+      </w:r>
+      <w:r>
+        <w:rPr>
+          <w:sz w:val="24"/>
+          <w:szCs w:val="24"/>
+        </w:rPr>
+        <w:t xml:space="preserve"> designed to </w:t>
+      </w:r>
+      <w:r>
+        <w:rPr>
+          <w:sz w:val="24"/>
+          <w:szCs w:val="24"/>
+        </w:rPr>
+        <w:t>catalog</w:t>
+      </w:r>
+      <w:r>
+        <w:rPr>
+          <w:sz w:val="24"/>
+          <w:szCs w:val="24"/>
+        </w:rPr>
+        <w:t xml:space="preserve"> books and </w:t>
+      </w:r>
+      <w:r>
+        <w:rPr>
+          <w:sz w:val="24"/>
+          <w:szCs w:val="24"/>
+        </w:rPr>
+        <w:t xml:space="preserve">help with </w:t>
+      </w:r>
+      <w:r>
+        <w:rPr>
+          <w:sz w:val="24"/>
+          <w:szCs w:val="24"/>
+        </w:rPr>
+        <w:t>user management. The system aims to provide a centralized platform where administrators can manage users (people) and their roles, organize a collection of books with detailed metadata (ISBN, titles), and categorize items through a flexible many-to-many genre classification system.</w:t>
+      </w:r>
+    </w:p>
+    <w:p>
+      <w:pPr>
+        <w:pStyle w:val="Titlu2"/>
         <w:rPr>
           <w:sz w:val="22"/>
           <w:szCs w:val="22"/>
@@ -931,7 +931,7 @@
           <w:szCs w:val="24"/>
           <w:lang w:eastAsia="en-GB"/>
         </w:rPr>
-        <w:t>The application</w:t>
+        <w:t>1. Allow the creation, updating, and deletion of user accounts</w:t>
       </w:r>
       <w:r>
         <w:rPr>
@@ -939,62 +939,54 @@
           <w:szCs w:val="24"/>
           <w:lang w:eastAsia="en-GB"/>
         </w:rPr>
+        <w:t>, books and genres.</w:t>
+      </w:r>
+      <w:r>
+        <w:rPr>
+          <w:sz w:val="24"/>
+          <w:szCs w:val="24"/>
+          <w:lang w:eastAsia="en-GB"/>
+        </w:rPr>
         <w:t xml:space="preserve"> </w:t>
       </w:r>
-      <w:r>
+    </w:p>
+    <w:p>
+      <w:pPr>
         <w:rPr>
           <w:sz w:val="24"/>
           <w:szCs w:val="24"/>
           <w:lang w:eastAsia="en-GB"/>
         </w:rPr>
-        <w:t>ha</w:t>
-      </w:r>
+      </w:pPr>
       <w:r>
         <w:rPr>
           <w:sz w:val="24"/>
           <w:szCs w:val="24"/>
           <w:lang w:eastAsia="en-GB"/>
         </w:rPr>
-        <w:t>s</w:t>
-      </w:r>
-      <w:r>
+        <w:t xml:space="preserve">2. Assign and manage distinct access roles for users (e.g., Customer, Admin). </w:t>
+      </w:r>
+    </w:p>
+    <w:p>
+      <w:pPr>
         <w:rPr>
           <w:sz w:val="24"/>
           <w:szCs w:val="24"/>
           <w:lang w:eastAsia="en-GB"/>
         </w:rPr>
-        <w:t xml:space="preserve"> the following functional requirements:</w:t>
-      </w:r>
-    </w:p>
-    <w:p>
-      <w:pPr>
+      </w:pPr>
+      <w:r>
         <w:rPr>
           <w:sz w:val="24"/>
           <w:szCs w:val="24"/>
           <w:lang w:eastAsia="en-GB"/>
         </w:rPr>
-      </w:pPr>
-      <w:r>
-        <w:rPr>
-          <w:sz w:val="24"/>
-          <w:szCs w:val="24"/>
-          <w:lang w:eastAsia="en-GB"/>
-        </w:rPr>
-        <w:t>….</w:t>
-      </w:r>
-    </w:p>
-    <w:p>
-      <w:pPr>
-        <w:rPr>
-          <w:sz w:val="24"/>
-          <w:szCs w:val="24"/>
-          <w:lang w:eastAsia="en-GB"/>
-        </w:rPr>
-      </w:pPr>
-    </w:p>
-    <w:p>
-      <w:pPr>
-        <w:pStyle w:val="Heading2"/>
+        <w:t>3. Provide a frontend user interface (UI) for users to interact with the system.</w:t>
+      </w:r>
+    </w:p>
+    <w:p>
+      <w:pPr>
+        <w:pStyle w:val="Titlu2"/>
         <w:rPr>
           <w:sz w:val="22"/>
           <w:szCs w:val="22"/>
@@ -1006,14 +998,7 @@
           <w:sz w:val="22"/>
           <w:szCs w:val="22"/>
         </w:rPr>
-        <w:t>Non-f</w:t>
-      </w:r>
-      <w:r>
-        <w:rPr>
-          <w:sz w:val="22"/>
-          <w:szCs w:val="22"/>
-        </w:rPr>
-        <w:t>unctional Requirements</w:t>
+        <w:t>Non-functional Requirements</w:t>
       </w:r>
       <w:bookmarkEnd w:id="24"/>
     </w:p>
@@ -1025,45 +1010,14 @@
           <w:lang w:eastAsia="en-GB"/>
         </w:rPr>
       </w:pPr>
-    </w:p>
-    <w:p>
-      <w:pPr>
-        <w:rPr>
-          <w:sz w:val="24"/>
-          <w:szCs w:val="24"/>
-        </w:rPr>
-      </w:pPr>
-      <w:r>
-        <w:rPr>
-          <w:sz w:val="24"/>
-          <w:szCs w:val="24"/>
-        </w:rPr>
-        <w:t>The application has the following non-functional requirements:</w:t>
-      </w:r>
-    </w:p>
-    <w:p>
-      <w:pPr>
-        <w:rPr>
-          <w:sz w:val="24"/>
-          <w:szCs w:val="24"/>
-        </w:rPr>
-      </w:pPr>
-      <w:r>
-        <w:rPr>
-          <w:sz w:val="24"/>
-          <w:szCs w:val="24"/>
-        </w:rPr>
-        <w:t>….</w:t>
-      </w:r>
-    </w:p>
-    <w:p>
-      <w:pPr>
+      <w:r>
         <w:rPr>
           <w:sz w:val="24"/>
           <w:szCs w:val="24"/>
           <w:lang w:eastAsia="en-GB"/>
         </w:rPr>
-      </w:pPr>
+        <w:t xml:space="preserve">1. Implement validation to ensure that all inputs are valid and adhere to the specified format. </w:t>
+      </w:r>
     </w:p>
     <w:p>
       <w:pPr>
@@ -1079,8 +1033,7 @@
           <w:szCs w:val="24"/>
           <w:lang w:eastAsia="en-GB"/>
         </w:rPr>
-        <w:br/>
-        <w:t>EXAMPLE:</w:t>
+        <w:t xml:space="preserve">2. Use an ORM to handle database interactions. </w:t>
       </w:r>
     </w:p>
     <w:p>
@@ -1097,389 +1050,48 @@
           <w:szCs w:val="24"/>
           <w:lang w:eastAsia="en-GB"/>
         </w:rPr>
-        <w:t>The application</w:t>
-      </w:r>
+        <w:t xml:space="preserve">3. Use </w:t>
+      </w:r>
+      <w:proofErr w:type="gramStart"/>
       <w:r>
         <w:rPr>
           <w:sz w:val="24"/>
           <w:szCs w:val="24"/>
           <w:lang w:eastAsia="en-GB"/>
         </w:rPr>
-        <w:t xml:space="preserve"> </w:t>
-      </w:r>
+        <w:t>a layered</w:t>
+      </w:r>
+      <w:proofErr w:type="gramEnd"/>
       <w:r>
         <w:rPr>
           <w:sz w:val="24"/>
           <w:szCs w:val="24"/>
           <w:lang w:eastAsia="en-GB"/>
         </w:rPr>
-        <w:t>ha</w:t>
-      </w:r>
-      <w:r>
+        <w:t xml:space="preserve"> architecture for better organization and separation of concerns. </w:t>
+      </w:r>
+    </w:p>
+    <w:p>
+      <w:pPr>
         <w:rPr>
           <w:sz w:val="24"/>
           <w:szCs w:val="24"/>
           <w:lang w:eastAsia="en-GB"/>
         </w:rPr>
-        <w:t>s</w:t>
-      </w:r>
+      </w:pPr>
       <w:r>
         <w:rPr>
           <w:sz w:val="24"/>
           <w:szCs w:val="24"/>
           <w:lang w:eastAsia="en-GB"/>
         </w:rPr>
-        <w:t xml:space="preserve"> the following functional requirements:</w:t>
-      </w:r>
-    </w:p>
-    <w:p>
-      <w:pPr>
-        <w:pStyle w:val="ListParagraph"/>
-        <w:numPr>
-          <w:ilvl w:val="0"/>
-          <w:numId w:val="4"/>
-        </w:numPr>
-        <w:rPr>
-          <w:sz w:val="24"/>
-          <w:szCs w:val="24"/>
-          <w:lang w:eastAsia="en-GB"/>
-        </w:rPr>
-      </w:pPr>
-      <w:r>
-        <w:rPr>
-          <w:sz w:val="24"/>
-          <w:szCs w:val="24"/>
-          <w:lang w:eastAsia="en-GB"/>
-        </w:rPr>
-        <w:t>Allow users to create new entries with a short description, set of tags, and sleep metrics (duration, energy level, and stress).</w:t>
-      </w:r>
-    </w:p>
-    <w:p>
-      <w:pPr>
-        <w:pStyle w:val="ListParagraph"/>
-        <w:numPr>
-          <w:ilvl w:val="0"/>
-          <w:numId w:val="4"/>
-        </w:numPr>
-        <w:rPr>
-          <w:sz w:val="24"/>
-          <w:szCs w:val="24"/>
-          <w:lang w:eastAsia="en-GB"/>
-        </w:rPr>
-      </w:pPr>
-      <w:r>
-        <w:rPr>
-          <w:sz w:val="24"/>
-          <w:szCs w:val="24"/>
-          <w:lang w:eastAsia="en-GB"/>
-        </w:rPr>
-        <w:t>Allow users to view all their entries and filter them by category and tags.</w:t>
-      </w:r>
-    </w:p>
-    <w:p>
-      <w:pPr>
-        <w:pStyle w:val="ListParagraph"/>
-        <w:numPr>
-          <w:ilvl w:val="0"/>
-          <w:numId w:val="4"/>
-        </w:numPr>
-        <w:rPr>
-          <w:sz w:val="24"/>
-          <w:szCs w:val="24"/>
-          <w:lang w:eastAsia="en-GB"/>
-        </w:rPr>
-      </w:pPr>
-      <w:r>
-        <w:rPr>
-          <w:sz w:val="24"/>
-          <w:szCs w:val="24"/>
-          <w:lang w:eastAsia="en-GB"/>
-        </w:rPr>
-        <w:t>Allow users to view a daily chart for each sleep metric given a requested category and date range.</w:t>
-      </w:r>
-    </w:p>
-    <w:p>
-      <w:pPr>
-        <w:rPr>
-          <w:sz w:val="24"/>
-          <w:szCs w:val="24"/>
-          <w:lang w:eastAsia="en-GB"/>
-        </w:rPr>
-      </w:pPr>
-      <w:r>
-        <w:rPr>
-          <w:sz w:val="24"/>
-          <w:szCs w:val="24"/>
-        </w:rPr>
-        <w:t>The application has the following non-functional requirements:</w:t>
-      </w:r>
-    </w:p>
-    <w:p>
-      <w:pPr>
-        <w:pStyle w:val="ListParagraph"/>
-        <w:numPr>
-          <w:ilvl w:val="0"/>
-          <w:numId w:val="6"/>
-        </w:numPr>
-        <w:rPr>
-          <w:sz w:val="24"/>
-          <w:szCs w:val="24"/>
-          <w:lang w:eastAsia="en-GB"/>
-        </w:rPr>
-      </w:pPr>
-      <w:r>
-        <w:rPr>
-          <w:sz w:val="24"/>
-          <w:szCs w:val="24"/>
-          <w:lang w:eastAsia="en-GB"/>
-        </w:rPr>
-        <w:t>Implement validation to ensure that all inputs are valid and adhere to the specified format.</w:t>
-      </w:r>
-    </w:p>
-    <w:p>
-      <w:pPr>
-        <w:pStyle w:val="ListParagraph"/>
-        <w:numPr>
-          <w:ilvl w:val="0"/>
-          <w:numId w:val="6"/>
-        </w:numPr>
-        <w:rPr>
-          <w:sz w:val="24"/>
-          <w:szCs w:val="24"/>
-          <w:lang w:eastAsia="en-GB"/>
-        </w:rPr>
-      </w:pPr>
-      <w:r>
-        <w:rPr>
-          <w:sz w:val="24"/>
-          <w:szCs w:val="24"/>
-          <w:lang w:eastAsia="en-GB"/>
-        </w:rPr>
-        <w:t>Use an ORM to handle database interactions.</w:t>
-      </w:r>
-    </w:p>
-    <w:p>
-      <w:pPr>
-        <w:pStyle w:val="ListParagraph"/>
-        <w:numPr>
-          <w:ilvl w:val="0"/>
-          <w:numId w:val="6"/>
-        </w:numPr>
-        <w:rPr>
-          <w:sz w:val="24"/>
-          <w:szCs w:val="24"/>
-          <w:lang w:eastAsia="en-GB"/>
-        </w:rPr>
-      </w:pPr>
-      <w:r>
-        <w:rPr>
-          <w:sz w:val="24"/>
-          <w:szCs w:val="24"/>
-          <w:lang w:eastAsia="en-GB"/>
-        </w:rPr>
-        <w:t>Use a DI container for dependency injection.</w:t>
-      </w:r>
-    </w:p>
-    <w:p>
-      <w:pPr>
-        <w:pStyle w:val="ListParagraph"/>
-        <w:numPr>
-          <w:ilvl w:val="0"/>
-          <w:numId w:val="6"/>
-        </w:numPr>
-        <w:rPr>
-          <w:sz w:val="24"/>
-          <w:szCs w:val="24"/>
-          <w:lang w:eastAsia="en-GB"/>
-        </w:rPr>
-      </w:pPr>
-      <w:r>
-        <w:rPr>
-          <w:sz w:val="24"/>
-          <w:szCs w:val="24"/>
-          <w:lang w:eastAsia="en-GB"/>
-        </w:rPr>
-        <w:t>Use a layered architecture for better organization and separation of concerns.</w:t>
-      </w:r>
-    </w:p>
-    <w:p>
-      <w:pPr>
-        <w:pStyle w:val="ListParagraph"/>
-        <w:numPr>
-          <w:ilvl w:val="0"/>
-          <w:numId w:val="6"/>
-        </w:numPr>
-        <w:rPr>
-          <w:sz w:val="24"/>
-          <w:szCs w:val="24"/>
-          <w:lang w:eastAsia="en-GB"/>
-        </w:rPr>
-      </w:pPr>
-      <w:r>
-        <w:rPr>
-          <w:sz w:val="24"/>
-          <w:szCs w:val="24"/>
-          <w:lang w:eastAsia="en-GB"/>
-        </w:rPr>
-        <w:t>Use the factory pattern for creating the various metric-driven reports/charts.</w:t>
-      </w:r>
-    </w:p>
-    <w:p>
-      <w:pPr>
-        <w:pStyle w:val="ListParagraph"/>
-        <w:numPr>
-          <w:ilvl w:val="0"/>
-          <w:numId w:val="6"/>
-        </w:numPr>
-        <w:rPr>
-          <w:sz w:val="24"/>
-          <w:szCs w:val="24"/>
-          <w:lang w:eastAsia="en-GB"/>
-        </w:rPr>
-      </w:pPr>
-      <w:r>
-        <w:rPr>
-          <w:sz w:val="24"/>
-          <w:szCs w:val="24"/>
-          <w:lang w:eastAsia="en-GB"/>
-        </w:rPr>
-        <w:t>Use a database to store all the data.</w:t>
-      </w:r>
-    </w:p>
-    <w:p>
-      <w:pPr>
-        <w:ind w:left="360"/>
-        <w:rPr>
-          <w:sz w:val="24"/>
-          <w:szCs w:val="24"/>
-          <w:lang w:eastAsia="en-GB"/>
-        </w:rPr>
-      </w:pPr>
-    </w:p>
-    <w:p>
-      <w:pPr>
-        <w:ind w:left="360"/>
-        <w:rPr>
-          <w:sz w:val="24"/>
-          <w:szCs w:val="24"/>
-          <w:lang w:eastAsia="en-GB"/>
-        </w:rPr>
-      </w:pPr>
-    </w:p>
-    <w:p>
-      <w:pPr>
-        <w:ind w:left="360"/>
-        <w:rPr>
-          <w:sz w:val="24"/>
-          <w:szCs w:val="24"/>
-          <w:lang w:eastAsia="en-GB"/>
-        </w:rPr>
-      </w:pPr>
-    </w:p>
-    <w:p>
-      <w:pPr>
-        <w:ind w:left="360"/>
-        <w:rPr>
-          <w:sz w:val="24"/>
-          <w:szCs w:val="24"/>
-          <w:lang w:eastAsia="en-GB"/>
-        </w:rPr>
-      </w:pPr>
-    </w:p>
-    <w:p>
-      <w:pPr>
-        <w:ind w:left="360"/>
-        <w:rPr>
-          <w:sz w:val="24"/>
-          <w:szCs w:val="24"/>
-          <w:lang w:eastAsia="en-GB"/>
-        </w:rPr>
-      </w:pPr>
-    </w:p>
-    <w:p>
-      <w:pPr>
-        <w:ind w:left="360"/>
-        <w:rPr>
-          <w:sz w:val="24"/>
-          <w:szCs w:val="24"/>
-          <w:lang w:eastAsia="en-GB"/>
-        </w:rPr>
-      </w:pPr>
-    </w:p>
-    <w:p>
-      <w:pPr>
-        <w:ind w:left="360"/>
-        <w:rPr>
-          <w:sz w:val="24"/>
-          <w:szCs w:val="24"/>
-          <w:lang w:eastAsia="en-GB"/>
-        </w:rPr>
-      </w:pPr>
-    </w:p>
-    <w:p>
-      <w:pPr>
-        <w:ind w:left="360"/>
-        <w:rPr>
-          <w:sz w:val="24"/>
-          <w:szCs w:val="24"/>
-          <w:lang w:eastAsia="en-GB"/>
-        </w:rPr>
-      </w:pPr>
-    </w:p>
-    <w:p>
-      <w:pPr>
-        <w:ind w:left="360"/>
-        <w:rPr>
-          <w:sz w:val="24"/>
-          <w:szCs w:val="24"/>
-          <w:lang w:eastAsia="en-GB"/>
-        </w:rPr>
-      </w:pPr>
-    </w:p>
-    <w:p>
-      <w:pPr>
-        <w:ind w:left="360"/>
-        <w:rPr>
-          <w:sz w:val="24"/>
-          <w:szCs w:val="24"/>
-          <w:lang w:eastAsia="en-GB"/>
-        </w:rPr>
-      </w:pPr>
-    </w:p>
-    <w:p>
-      <w:pPr>
-        <w:ind w:left="360"/>
-        <w:rPr>
-          <w:sz w:val="24"/>
-          <w:szCs w:val="24"/>
-          <w:lang w:eastAsia="en-GB"/>
-        </w:rPr>
-      </w:pPr>
-    </w:p>
-    <w:p>
-      <w:pPr>
-        <w:ind w:left="360"/>
-        <w:rPr>
-          <w:sz w:val="24"/>
-          <w:szCs w:val="24"/>
-          <w:lang w:eastAsia="en-GB"/>
-        </w:rPr>
-      </w:pPr>
-    </w:p>
-    <w:p>
-      <w:pPr>
-        <w:ind w:left="360"/>
-        <w:rPr>
-          <w:sz w:val="24"/>
-          <w:szCs w:val="24"/>
-          <w:lang w:eastAsia="en-GB"/>
-        </w:rPr>
-      </w:pPr>
+        <w:t>4. Use a database to store all the data.</w:t>
+      </w:r>
     </w:p>
     <w:p/>
     <w:p>
       <w:pPr>
-        <w:pStyle w:val="Heading1"/>
+        <w:pStyle w:val="Titlu1"/>
         <w:rPr>
           <w:sz w:val="32"/>
           <w:szCs w:val="24"/>
@@ -1491,42 +1103,11 @@
           <w:sz w:val="32"/>
           <w:szCs w:val="24"/>
         </w:rPr>
-        <w:lastRenderedPageBreak/>
         <w:t>Use-Case Model</w:t>
       </w:r>
       <w:bookmarkEnd w:id="25"/>
     </w:p>
     <w:p/>
-    <w:p/>
-    <w:p>
-      <w:pPr>
-        <w:rPr>
-          <w:sz w:val="24"/>
-          <w:szCs w:val="24"/>
-        </w:rPr>
-      </w:pPr>
-      <w:r>
-        <w:rPr>
-          <w:sz w:val="24"/>
-          <w:szCs w:val="24"/>
-        </w:rPr>
-        <w:t>Example</w:t>
-      </w:r>
-      <w:r>
-        <w:rPr>
-          <w:sz w:val="24"/>
-          <w:szCs w:val="24"/>
-        </w:rPr>
-        <w:t xml:space="preserve"> content</w:t>
-      </w:r>
-      <w:r>
-        <w:rPr>
-          <w:sz w:val="24"/>
-          <w:szCs w:val="24"/>
-        </w:rPr>
-        <w:t>:</w:t>
-      </w:r>
-    </w:p>
     <w:p>
       <w:pPr>
         <w:jc w:val="center"/>
@@ -1542,10 +1123,10 @@
           <w:szCs w:val="24"/>
         </w:rPr>
         <w:drawing>
-          <wp:inline distT="0" distB="0" distL="0" distR="0" wp14:anchorId="263E6C34" wp14:editId="4BDB15C1">
-            <wp:extent cx="2716823" cy="2478231"/>
+          <wp:inline distT="0" distB="0" distL="0" distR="0" wp14:anchorId="37B6CF25" wp14:editId="7F172E3F">
+            <wp:extent cx="4867835" cy="3132889"/>
             <wp:effectExtent l="0" t="0" r="0" b="0"/>
-            <wp:docPr id="3" name="Picture 3"/>
+            <wp:docPr id="680154704" name="Imagine 1"/>
             <wp:cNvGraphicFramePr>
               <a:graphicFrameLocks xmlns:a="http://schemas.openxmlformats.org/drawingml/2006/main" noChangeAspect="1"/>
             </wp:cNvGraphicFramePr>
@@ -1553,17 +1134,11 @@
               <a:graphicData uri="http://schemas.openxmlformats.org/drawingml/2006/picture">
                 <pic:pic xmlns:pic="http://schemas.openxmlformats.org/drawingml/2006/picture">
                   <pic:nvPicPr>
-                    <pic:cNvPr id="3" name="Picture 3"/>
+                    <pic:cNvPr id="680154704" name=""/>
                     <pic:cNvPicPr/>
                   </pic:nvPicPr>
                   <pic:blipFill>
-                    <a:blip r:embed="rId10" cstate="print">
-                      <a:extLst>
-                        <a:ext uri="{28A0092B-C50C-407E-A947-70E740481C1C}">
-                          <a14:useLocalDpi xmlns:a14="http://schemas.microsoft.com/office/drawing/2010/main" val="0"/>
-                        </a:ext>
-                      </a:extLst>
-                    </a:blip>
+                    <a:blip r:embed="rId13"/>
                     <a:stretch>
                       <a:fillRect/>
                     </a:stretch>
@@ -1571,7 +1146,7 @@
                   <pic:spPr>
                     <a:xfrm>
                       <a:off x="0" y="0"/>
-                      <a:ext cx="2795034" cy="2549573"/>
+                      <a:ext cx="4868824" cy="3133526"/>
                     </a:xfrm>
                     <a:prstGeom prst="rect">
                       <a:avLst/>
@@ -1584,351 +1159,293 @@
         </w:drawing>
       </w:r>
     </w:p>
-    <w:p>
-      <w:pPr>
-        <w:rPr>
-          <w:sz w:val="24"/>
-          <w:szCs w:val="24"/>
-        </w:rPr>
-      </w:pPr>
-      <w:r>
-        <w:rPr>
-          <w:sz w:val="24"/>
-          <w:szCs w:val="24"/>
-        </w:rPr>
-        <w:t xml:space="preserve">Description of </w:t>
-      </w:r>
-      <w:r>
-        <w:rPr>
-          <w:sz w:val="24"/>
-          <w:szCs w:val="24"/>
-        </w:rPr>
-        <w:t>the “Fetch all entries” use-case:</w:t>
-      </w:r>
-    </w:p>
-    <w:p>
-      <w:pPr>
-        <w:rPr>
-          <w:sz w:val="24"/>
-          <w:szCs w:val="24"/>
-        </w:rPr>
-      </w:pPr>
-      <w:r>
-        <w:rPr>
-          <w:sz w:val="24"/>
-          <w:szCs w:val="24"/>
-        </w:rPr>
-        <w:t xml:space="preserve">Use case goal: Fetching all of the recent entries and displaying them on screen </w:t>
-      </w:r>
-      <w:r>
-        <w:rPr>
-          <w:sz w:val="24"/>
-          <w:szCs w:val="24"/>
-        </w:rPr>
-        <w:t>using a graph representation</w:t>
-      </w:r>
-    </w:p>
-    <w:p>
-      <w:pPr>
-        <w:rPr>
-          <w:sz w:val="24"/>
-          <w:szCs w:val="24"/>
-        </w:rPr>
-      </w:pPr>
-      <w:proofErr w:type="spellStart"/>
-      <w:r>
-        <w:rPr>
-          <w:sz w:val="24"/>
-          <w:szCs w:val="24"/>
-        </w:rPr>
-        <w:t>Primaray</w:t>
-      </w:r>
-      <w:proofErr w:type="spellEnd"/>
-      <w:r>
-        <w:rPr>
-          <w:sz w:val="24"/>
-          <w:szCs w:val="24"/>
-        </w:rPr>
-        <w:t xml:space="preserve"> actor: The user of the application</w:t>
-      </w:r>
-    </w:p>
-    <w:p>
-      <w:pPr>
-        <w:rPr>
-          <w:sz w:val="24"/>
-          <w:szCs w:val="24"/>
-        </w:rPr>
-      </w:pPr>
-      <w:r>
-        <w:rPr>
-          <w:sz w:val="24"/>
-          <w:szCs w:val="24"/>
-        </w:rPr>
-        <w:t xml:space="preserve">Main </w:t>
-      </w:r>
-      <w:proofErr w:type="spellStart"/>
-      <w:r>
-        <w:rPr>
-          <w:sz w:val="24"/>
-          <w:szCs w:val="24"/>
-        </w:rPr>
-        <w:t>succes</w:t>
-      </w:r>
-      <w:proofErr w:type="spellEnd"/>
-      <w:r>
-        <w:rPr>
-          <w:sz w:val="24"/>
-          <w:szCs w:val="24"/>
-        </w:rPr>
-        <w:t xml:space="preserve"> scenario: Database connection succeeds, data is fetched correctly and is displayed in</w:t>
-      </w:r>
-      <w:r>
-        <w:rPr>
-          <w:sz w:val="24"/>
-          <w:szCs w:val="24"/>
-        </w:rPr>
-        <w:t xml:space="preserve"> an intuitive manner within</w:t>
-      </w:r>
-      <w:r>
-        <w:rPr>
-          <w:sz w:val="24"/>
-          <w:szCs w:val="24"/>
-        </w:rPr>
-        <w:t xml:space="preserve"> graph</w:t>
-      </w:r>
-      <w:r>
-        <w:rPr>
-          <w:sz w:val="24"/>
-          <w:szCs w:val="24"/>
-        </w:rPr>
-        <w:t>s</w:t>
-      </w:r>
-    </w:p>
-    <w:p>
-      <w:pPr>
-        <w:rPr>
-          <w:sz w:val="24"/>
-          <w:szCs w:val="24"/>
-        </w:rPr>
-      </w:pPr>
-      <w:r>
-        <w:rPr>
-          <w:sz w:val="24"/>
-          <w:szCs w:val="24"/>
-        </w:rPr>
-        <w:t>Extensions:</w:t>
-      </w:r>
-    </w:p>
-    <w:p>
-      <w:pPr>
-        <w:pStyle w:val="ListParagraph"/>
+    <w:p/>
+    <w:p>
+      <w:pPr>
+        <w:pStyle w:val="Titlu1"/>
+        <w:rPr>
+          <w:sz w:val="32"/>
+          <w:szCs w:val="24"/>
+        </w:rPr>
+      </w:pPr>
+      <w:bookmarkStart w:id="26" w:name="_Toc192108416"/>
+      <w:r>
+        <w:rPr>
+          <w:sz w:val="32"/>
+          <w:szCs w:val="24"/>
+        </w:rPr>
+        <w:t>System</w:t>
+      </w:r>
+      <w:r>
+        <w:rPr>
+          <w:sz w:val="32"/>
+          <w:szCs w:val="24"/>
+        </w:rPr>
+        <w:t xml:space="preserve"> </w:t>
+      </w:r>
+      <w:r>
+        <w:rPr>
+          <w:sz w:val="32"/>
+          <w:szCs w:val="24"/>
+        </w:rPr>
+        <w:t>Architectural Design</w:t>
+      </w:r>
+      <w:bookmarkEnd w:id="26"/>
+    </w:p>
+    <w:p>
+      <w:pPr>
+        <w:spacing w:line="240" w:lineRule="auto"/>
+        <w:jc w:val="center"/>
+        <w:rPr>
+          <w:i/>
+          <w:color w:val="943634" w:themeColor="accent2" w:themeShade="BF"/>
+          <w:sz w:val="24"/>
+        </w:rPr>
+      </w:pPr>
+    </w:p>
+    <w:p>
+      <w:pPr>
+        <w:pStyle w:val="Titlu2"/>
+        <w:rPr>
+          <w:sz w:val="24"/>
+          <w:szCs w:val="24"/>
+        </w:rPr>
+      </w:pPr>
+      <w:r>
+        <w:rPr>
+          <w:sz w:val="24"/>
+          <w:szCs w:val="24"/>
+        </w:rPr>
+        <w:t>Architectural Pattern Description</w:t>
+      </w:r>
+    </w:p>
+    <w:p>
+      <w:pPr>
+        <w:jc w:val="center"/>
+        <w:rPr>
+          <w:sz w:val="24"/>
+          <w:szCs w:val="24"/>
+        </w:rPr>
+      </w:pPr>
+    </w:p>
+    <w:p>
+      <w:pPr>
+        <w:rPr>
+          <w:sz w:val="24"/>
+          <w:szCs w:val="24"/>
+        </w:rPr>
+      </w:pPr>
+      <w:r>
+        <w:rPr>
+          <w:sz w:val="24"/>
+          <w:szCs w:val="24"/>
+        </w:rPr>
+        <w:t>The application is</w:t>
+      </w:r>
+      <w:r>
+        <w:rPr>
+          <w:sz w:val="24"/>
+          <w:szCs w:val="24"/>
+        </w:rPr>
+        <w:t xml:space="preserve"> designed </w:t>
+      </w:r>
+      <w:r>
+        <w:rPr>
+          <w:sz w:val="24"/>
+          <w:szCs w:val="24"/>
+        </w:rPr>
+        <w:t>in a Layered Architecture</w:t>
+      </w:r>
+      <w:r>
+        <w:rPr>
+          <w:sz w:val="24"/>
+          <w:szCs w:val="24"/>
+        </w:rPr>
+        <w:t xml:space="preserve"> divided </w:t>
+      </w:r>
+      <w:r>
+        <w:rPr>
+          <w:sz w:val="24"/>
+          <w:szCs w:val="24"/>
+        </w:rPr>
+        <w:t xml:space="preserve">into </w:t>
+      </w:r>
+      <w:r>
+        <w:rPr>
+          <w:sz w:val="24"/>
+          <w:szCs w:val="24"/>
+        </w:rPr>
+        <w:t>3 tier</w:t>
+      </w:r>
+      <w:r>
+        <w:rPr>
+          <w:sz w:val="24"/>
+          <w:szCs w:val="24"/>
+        </w:rPr>
+        <w:t>s:</w:t>
+      </w:r>
+    </w:p>
+    <w:p>
+      <w:pPr>
         <w:numPr>
           <w:ilvl w:val="0"/>
-          <w:numId w:val="11"/>
+          <w:numId w:val="12"/>
         </w:numPr>
         <w:rPr>
           <w:sz w:val="24"/>
           <w:szCs w:val="24"/>
-        </w:rPr>
-      </w:pPr>
-      <w:r>
-        <w:rPr>
-          <w:sz w:val="24"/>
-          <w:szCs w:val="24"/>
-        </w:rPr>
-        <w:t>Alternate scenario of success: Database connection succeeds, data is fetched correctly, but no entries are contained in the response</w:t>
-      </w:r>
-      <w:r>
-        <w:rPr>
-          <w:sz w:val="24"/>
-          <w:szCs w:val="24"/>
-        </w:rPr>
-        <w:t xml:space="preserve"> due to the user never having inserted one, the home screen displays a message </w:t>
-      </w:r>
-      <w:r>
-        <w:rPr>
-          <w:sz w:val="24"/>
-          <w:szCs w:val="24"/>
-        </w:rPr>
-        <w:t>suggesting that user should insert his first entry</w:t>
-      </w:r>
-    </w:p>
-    <w:p>
-      <w:pPr>
-        <w:pStyle w:val="ListParagraph"/>
+          <w:lang w:val="en-001"/>
+        </w:rPr>
+      </w:pPr>
+      <w:r>
+        <w:rPr>
+          <w:b/>
+          <w:bCs/>
+          <w:sz w:val="24"/>
+          <w:szCs w:val="24"/>
+          <w:lang w:val="en-001"/>
+        </w:rPr>
+        <w:t>Presentation Tier (Client):</w:t>
+      </w:r>
+      <w:r>
+        <w:rPr>
+          <w:sz w:val="24"/>
+          <w:szCs w:val="24"/>
+          <w:lang w:val="en-001"/>
+        </w:rPr>
+        <w:t xml:space="preserve"> Implemented using Angular 19. This tier handles the user interface and user interactions, communicating with the backend via RESTful APIs.</w:t>
+      </w:r>
+    </w:p>
+    <w:p>
+      <w:pPr>
         <w:numPr>
           <w:ilvl w:val="0"/>
-          <w:numId w:val="11"/>
+          <w:numId w:val="12"/>
         </w:numPr>
         <w:rPr>
           <w:sz w:val="24"/>
           <w:szCs w:val="24"/>
-        </w:rPr>
-      </w:pPr>
-      <w:r>
-        <w:rPr>
-          <w:sz w:val="24"/>
-          <w:szCs w:val="24"/>
-        </w:rPr>
-        <w:t xml:space="preserve">Failure: </w:t>
-      </w:r>
-      <w:r>
-        <w:rPr>
-          <w:sz w:val="24"/>
-          <w:szCs w:val="24"/>
-        </w:rPr>
-        <w:t>Either the d</w:t>
-      </w:r>
-      <w:r>
-        <w:rPr>
-          <w:sz w:val="24"/>
-          <w:szCs w:val="24"/>
-        </w:rPr>
-        <w:t>atabase connection fails,</w:t>
-      </w:r>
-      <w:r>
-        <w:rPr>
-          <w:sz w:val="24"/>
-          <w:szCs w:val="24"/>
-        </w:rPr>
-        <w:t xml:space="preserve"> the request times out, the</w:t>
-      </w:r>
-      <w:r>
-        <w:rPr>
-          <w:sz w:val="24"/>
-          <w:szCs w:val="24"/>
-        </w:rPr>
-        <w:t xml:space="preserve"> data</w:t>
-      </w:r>
-      <w:r>
-        <w:rPr>
-          <w:sz w:val="24"/>
-          <w:szCs w:val="24"/>
-        </w:rPr>
-        <w:t xml:space="preserve"> is corrupt, the graph is unreadable or does not populate</w:t>
-      </w:r>
-      <w:r>
-        <w:rPr>
-          <w:sz w:val="24"/>
-          <w:szCs w:val="24"/>
-        </w:rPr>
-        <w:t xml:space="preserve"> with data</w:t>
-      </w:r>
-      <w:r>
-        <w:rPr>
-          <w:sz w:val="24"/>
-          <w:szCs w:val="24"/>
-        </w:rPr>
-        <w:t xml:space="preserve"> or the Android app crashes unexpectedly</w:t>
-      </w:r>
-      <w:r>
-        <w:rPr>
-          <w:sz w:val="24"/>
-          <w:szCs w:val="24"/>
-        </w:rPr>
-        <w:t>. The user will get a corresponding message in the frontend.</w:t>
-      </w:r>
-    </w:p>
-    <w:p/>
-    <w:p>
-      <w:pPr>
-        <w:pStyle w:val="Heading1"/>
-        <w:rPr>
-          <w:sz w:val="32"/>
-          <w:szCs w:val="24"/>
-        </w:rPr>
-      </w:pPr>
-      <w:bookmarkStart w:id="26" w:name="_Toc192108416"/>
-      <w:r>
-        <w:rPr>
-          <w:sz w:val="32"/>
-          <w:szCs w:val="24"/>
-        </w:rPr>
-        <w:t>System</w:t>
-      </w:r>
-      <w:r>
-        <w:rPr>
-          <w:sz w:val="32"/>
-          <w:szCs w:val="24"/>
-        </w:rPr>
-        <w:t xml:space="preserve"> </w:t>
-      </w:r>
-      <w:r>
-        <w:rPr>
-          <w:sz w:val="32"/>
-          <w:szCs w:val="24"/>
-        </w:rPr>
-        <w:t>Architectural Design</w:t>
-      </w:r>
-      <w:bookmarkEnd w:id="26"/>
+          <w:lang w:val="en-001"/>
+        </w:rPr>
+      </w:pPr>
+      <w:r>
+        <w:rPr>
+          <w:b/>
+          <w:bCs/>
+          <w:sz w:val="24"/>
+          <w:szCs w:val="24"/>
+          <w:lang w:val="en-001"/>
+        </w:rPr>
+        <w:t>Logic Tier (Server):</w:t>
+      </w:r>
+      <w:r>
+        <w:rPr>
+          <w:sz w:val="24"/>
+          <w:szCs w:val="24"/>
+          <w:lang w:val="en-001"/>
+        </w:rPr>
+        <w:t xml:space="preserve"> Implemented using Java with Spring Boot. This serves as the middle layer that processes business logic, validates data, and coordinates between the UI and the database.</w:t>
+      </w:r>
+    </w:p>
+    <w:p>
+      <w:pPr>
+        <w:numPr>
+          <w:ilvl w:val="0"/>
+          <w:numId w:val="12"/>
+        </w:numPr>
+        <w:rPr>
+          <w:sz w:val="24"/>
+          <w:szCs w:val="24"/>
+          <w:lang w:val="en-001"/>
+        </w:rPr>
+      </w:pPr>
+      <w:r>
+        <w:rPr>
+          <w:b/>
+          <w:bCs/>
+          <w:sz w:val="24"/>
+          <w:szCs w:val="24"/>
+          <w:lang w:val="en-001"/>
+        </w:rPr>
+        <w:t>Data Tier (Database):</w:t>
+      </w:r>
+      <w:r>
+        <w:rPr>
+          <w:sz w:val="24"/>
+          <w:szCs w:val="24"/>
+          <w:lang w:val="en-001"/>
+        </w:rPr>
+        <w:t xml:space="preserve"> Implemented using </w:t>
+      </w:r>
+      <w:r>
+        <w:rPr>
+          <w:sz w:val="24"/>
+          <w:szCs w:val="24"/>
+          <w:lang w:val="en-001"/>
+        </w:rPr>
+        <w:t>PostgreSQL.</w:t>
+      </w:r>
+      <w:r>
+        <w:rPr>
+          <w:sz w:val="24"/>
+          <w:szCs w:val="24"/>
+          <w:lang w:val="en-001"/>
+        </w:rPr>
+        <w:t xml:space="preserve"> This</w:t>
+      </w:r>
+      <w:r>
+        <w:rPr>
+          <w:sz w:val="24"/>
+          <w:szCs w:val="24"/>
+          <w:lang w:val="en-001"/>
+        </w:rPr>
+        <w:t xml:space="preserve"> tier is responsible for persistent storage of persons, books, and genres.</w:t>
+      </w:r>
+    </w:p>
+    <w:p>
+      <w:pPr>
+        <w:rPr>
+          <w:sz w:val="24"/>
+          <w:szCs w:val="24"/>
+        </w:rPr>
+      </w:pPr>
+    </w:p>
+    <w:p>
+      <w:pPr>
+        <w:pStyle w:val="Titlu2"/>
+        <w:rPr>
+          <w:sz w:val="28"/>
+          <w:szCs w:val="28"/>
+        </w:rPr>
+      </w:pPr>
+      <w:r>
+        <w:rPr>
+          <w:sz w:val="28"/>
+          <w:szCs w:val="28"/>
+        </w:rPr>
+        <w:lastRenderedPageBreak/>
+        <w:t>Diagrams</w:t>
+      </w:r>
     </w:p>
     <w:p>
       <w:pPr>
         <w:spacing w:line="240" w:lineRule="auto"/>
-        <w:jc w:val="both"/>
-        <w:rPr>
-          <w:i/>
-          <w:color w:val="943634" w:themeColor="accent2" w:themeShade="BF"/>
-          <w:sz w:val="24"/>
-        </w:rPr>
-      </w:pPr>
-    </w:p>
-    <w:p>
-      <w:pPr>
-        <w:pStyle w:val="Heading2"/>
-        <w:rPr>
-          <w:sz w:val="24"/>
-          <w:szCs w:val="24"/>
-        </w:rPr>
-      </w:pPr>
-      <w:r>
-        <w:rPr>
-          <w:sz w:val="24"/>
-          <w:szCs w:val="24"/>
-        </w:rPr>
-        <w:t>Architectural Pattern Description</w:t>
-      </w:r>
-    </w:p>
-    <w:p>
-      <w:pPr>
-        <w:rPr>
-          <w:sz w:val="24"/>
-          <w:szCs w:val="24"/>
-        </w:rPr>
-      </w:pPr>
-    </w:p>
-    <w:p>
-      <w:pPr>
-        <w:rPr>
-          <w:sz w:val="24"/>
-          <w:szCs w:val="24"/>
-        </w:rPr>
-      </w:pPr>
-      <w:r>
-        <w:rPr>
-          <w:sz w:val="24"/>
-          <w:szCs w:val="24"/>
-        </w:rPr>
-        <w:t>For assignment 1, your architecture should be 3 tier application</w:t>
-      </w:r>
-    </w:p>
-    <w:p>
-      <w:pPr>
-        <w:rPr>
-          <w:sz w:val="24"/>
-          <w:szCs w:val="24"/>
+        <w:jc w:val="center"/>
+        <w:rPr>
+          <w:b/>
         </w:rPr>
       </w:pPr>
       <w:r>
         <w:rPr>
           <w:noProof/>
-        </w:rPr>
-        <w:lastRenderedPageBreak/>
+          <w:sz w:val="24"/>
+          <w:szCs w:val="24"/>
+        </w:rPr>
         <w:drawing>
-          <wp:inline distT="0" distB="0" distL="0" distR="0" wp14:anchorId="191F6245" wp14:editId="222750C8">
-            <wp:extent cx="5943600" cy="3355340"/>
+          <wp:inline distT="0" distB="0" distL="0" distR="0" wp14:anchorId="5C50612D" wp14:editId="0471166D">
+            <wp:extent cx="2968974" cy="4640924"/>
             <wp:effectExtent l="0" t="0" r="0" b="0"/>
-            <wp:docPr id="540804241" name="Picture 1" descr="blog-3-tier-application.webp [webp-to-png output image]"/>
+            <wp:docPr id="1096691804" name="Imagine 1"/>
             <wp:cNvGraphicFramePr>
               <a:graphicFrameLocks xmlns:a="http://schemas.openxmlformats.org/drawingml/2006/main" noChangeAspect="1"/>
             </wp:cNvGraphicFramePr>
@@ -1936,13 +1453,286 @@
               <a:graphicData uri="http://schemas.openxmlformats.org/drawingml/2006/picture">
                 <pic:pic xmlns:pic="http://schemas.openxmlformats.org/drawingml/2006/picture">
                   <pic:nvPicPr>
-                    <pic:cNvPr id="0" name="Picture 5" descr="blog-3-tier-application.webp [webp-to-png output image]"/>
+                    <pic:cNvPr id="1096691804" name=""/>
+                    <pic:cNvPicPr/>
+                  </pic:nvPicPr>
+                  <pic:blipFill>
+                    <a:blip r:embed="rId14"/>
+                    <a:stretch>
+                      <a:fillRect/>
+                    </a:stretch>
+                  </pic:blipFill>
+                  <pic:spPr>
+                    <a:xfrm>
+                      <a:off x="0" y="0"/>
+                      <a:ext cx="2984957" cy="4665907"/>
+                    </a:xfrm>
+                    <a:prstGeom prst="rect">
+                      <a:avLst/>
+                    </a:prstGeom>
+                  </pic:spPr>
+                </pic:pic>
+              </a:graphicData>
+            </a:graphic>
+          </wp:inline>
+        </w:drawing>
+      </w:r>
+    </w:p>
+    <w:p>
+      <w:pPr>
+        <w:pStyle w:val="Titlu1"/>
+        <w:rPr>
+          <w:sz w:val="28"/>
+          <w:szCs w:val="22"/>
+        </w:rPr>
+      </w:pPr>
+      <w:r>
+        <w:rPr>
+          <w:sz w:val="28"/>
+          <w:szCs w:val="22"/>
+        </w:rPr>
+        <w:lastRenderedPageBreak/>
+        <w:t xml:space="preserve">Class </w:t>
+      </w:r>
+      <w:r>
+        <w:rPr>
+          <w:sz w:val="28"/>
+          <w:szCs w:val="22"/>
+        </w:rPr>
+        <w:t>Design</w:t>
+      </w:r>
+    </w:p>
+    <w:p>
+      <w:pPr>
+        <w:spacing w:line="240" w:lineRule="auto"/>
+        <w:jc w:val="center"/>
+        <w:rPr>
+          <w:b/>
+          <w:sz w:val="28"/>
+        </w:rPr>
+      </w:pPr>
+      <w:r>
+        <w:rPr>
+          <w:b/>
+          <w:sz w:val="28"/>
+        </w:rPr>
+        <w:drawing>
+          <wp:inline distT="0" distB="0" distL="0" distR="0" wp14:anchorId="43979121" wp14:editId="435AC851">
+            <wp:extent cx="5943600" cy="4927600"/>
+            <wp:effectExtent l="0" t="0" r="0" b="0"/>
+            <wp:docPr id="731184353" name="Imagine 1"/>
+            <wp:cNvGraphicFramePr>
+              <a:graphicFrameLocks xmlns:a="http://schemas.openxmlformats.org/drawingml/2006/main" noChangeAspect="1"/>
+            </wp:cNvGraphicFramePr>
+            <a:graphic xmlns:a="http://schemas.openxmlformats.org/drawingml/2006/main">
+              <a:graphicData uri="http://schemas.openxmlformats.org/drawingml/2006/picture">
+                <pic:pic xmlns:pic="http://schemas.openxmlformats.org/drawingml/2006/picture">
+                  <pic:nvPicPr>
+                    <pic:cNvPr id="731184353" name=""/>
+                    <pic:cNvPicPr/>
+                  </pic:nvPicPr>
+                  <pic:blipFill>
+                    <a:blip r:embed="rId15"/>
+                    <a:stretch>
+                      <a:fillRect/>
+                    </a:stretch>
+                  </pic:blipFill>
+                  <pic:spPr>
+                    <a:xfrm>
+                      <a:off x="0" y="0"/>
+                      <a:ext cx="5943600" cy="4927600"/>
+                    </a:xfrm>
+                    <a:prstGeom prst="rect">
+                      <a:avLst/>
+                    </a:prstGeom>
+                  </pic:spPr>
+                </pic:pic>
+              </a:graphicData>
+            </a:graphic>
+          </wp:inline>
+        </w:drawing>
+      </w:r>
+    </w:p>
+    <w:p>
+      <w:pPr>
+        <w:spacing w:line="240" w:lineRule="auto"/>
+        <w:jc w:val="both"/>
+        <w:rPr>
+          <w:sz w:val="24"/>
+          <w:szCs w:val="24"/>
+        </w:rPr>
+      </w:pPr>
+    </w:p>
+    <w:p>
+      <w:pPr>
+        <w:spacing w:line="240" w:lineRule="auto"/>
+        <w:jc w:val="both"/>
+        <w:rPr>
+          <w:b/>
+        </w:rPr>
+      </w:pPr>
+    </w:p>
+    <w:p>
+      <w:pPr>
+        <w:pStyle w:val="Titlu2"/>
+      </w:pPr>
+      <w:r>
+        <w:t>Package</w:t>
+      </w:r>
+      <w:r>
+        <w:t xml:space="preserve"> + </w:t>
+      </w:r>
+      <w:r>
+        <w:t>Class Diagram</w:t>
+      </w:r>
+    </w:p>
+    <w:p>
+      <w:pPr>
+        <w:spacing w:line="240" w:lineRule="auto"/>
+      </w:pPr>
+      <w:r>
+        <w:drawing>
+          <wp:inline distT="0" distB="0" distL="0" distR="0" wp14:anchorId="28D8F6F3" wp14:editId="772C64DB">
+            <wp:extent cx="5943600" cy="1175385"/>
+            <wp:effectExtent l="0" t="0" r="0" b="0"/>
+            <wp:docPr id="332046630" name="Imagine 1"/>
+            <wp:cNvGraphicFramePr>
+              <a:graphicFrameLocks xmlns:a="http://schemas.openxmlformats.org/drawingml/2006/main" noChangeAspect="1"/>
+            </wp:cNvGraphicFramePr>
+            <a:graphic xmlns:a="http://schemas.openxmlformats.org/drawingml/2006/main">
+              <a:graphicData uri="http://schemas.openxmlformats.org/drawingml/2006/picture">
+                <pic:pic xmlns:pic="http://schemas.openxmlformats.org/drawingml/2006/picture">
+                  <pic:nvPicPr>
+                    <pic:cNvPr id="332046630" name=""/>
+                    <pic:cNvPicPr/>
+                  </pic:nvPicPr>
+                  <pic:blipFill>
+                    <a:blip r:embed="rId16"/>
+                    <a:stretch>
+                      <a:fillRect/>
+                    </a:stretch>
+                  </pic:blipFill>
+                  <pic:spPr>
+                    <a:xfrm>
+                      <a:off x="0" y="0"/>
+                      <a:ext cx="5943600" cy="1175385"/>
+                    </a:xfrm>
+                    <a:prstGeom prst="rect">
+                      <a:avLst/>
+                    </a:prstGeom>
+                  </pic:spPr>
+                </pic:pic>
+              </a:graphicData>
+            </a:graphic>
+          </wp:inline>
+        </w:drawing>
+      </w:r>
+    </w:p>
+    <w:p>
+      <w:pPr>
+        <w:spacing w:line="240" w:lineRule="auto"/>
+      </w:pPr>
+    </w:p>
+    <w:p>
+      <w:pPr>
+        <w:spacing w:line="240" w:lineRule="auto"/>
+      </w:pPr>
+    </w:p>
+    <w:p>
+      <w:pPr>
+        <w:pStyle w:val="Titlu1"/>
+      </w:pPr>
+      <w:r>
+        <w:t>Data Model</w:t>
+      </w:r>
+    </w:p>
+    <w:p>
+      <w:r>
+        <w:t xml:space="preserve">The data model for the </w:t>
+      </w:r>
+      <w:r>
+        <w:t>library management</w:t>
+      </w:r>
+      <w:r>
+        <w:t xml:space="preserve"> application consists of five primary entities structured to support </w:t>
+      </w:r>
+      <w:proofErr w:type="gramStart"/>
+      <w:r>
+        <w:t xml:space="preserve">user </w:t>
+      </w:r>
+      <w:r>
+        <w:t>,book</w:t>
+      </w:r>
+      <w:proofErr w:type="gramEnd"/>
+      <w:r>
+        <w:t xml:space="preserve"> and </w:t>
+      </w:r>
+      <w:r>
+        <w:t>genre</w:t>
+      </w:r>
+      <w:r>
+        <w:t xml:space="preserve"> </w:t>
+      </w:r>
+      <w:r>
+        <w:t>management</w:t>
+      </w:r>
+      <w:r>
+        <w:t>. The relational schema utilizes primary keys (PK) for entity identification and foreign keys (FK) to establish One-to-Many (</w:t>
+      </w:r>
+      <w:proofErr w:type="gramStart"/>
+      <w:r>
+        <w:t>1:n</w:t>
+      </w:r>
+      <w:proofErr w:type="gramEnd"/>
+      <w:r>
+        <w:t>) and Many-to-Many (</w:t>
+      </w:r>
+      <w:proofErr w:type="spellStart"/>
+      <w:r>
+        <w:t>n:m</w:t>
+      </w:r>
+      <w:proofErr w:type="spellEnd"/>
+      <w:r>
+        <w:t>) relationships.</w:t>
+      </w:r>
+    </w:p>
+    <w:p/>
+    <w:p>
+      <w:pPr>
+        <w:jc w:val="center"/>
+        <w:rPr>
+          <w:sz w:val="24"/>
+          <w:szCs w:val="24"/>
+          <w:lang w:eastAsia="en-GB"/>
+        </w:rPr>
+      </w:pPr>
+      <w:r>
+        <w:rPr>
+          <w:noProof/>
+          <w:sz w:val="24"/>
+          <w:szCs w:val="24"/>
+          <w:lang w:eastAsia="en-GB"/>
+        </w:rPr>
+        <w:lastRenderedPageBreak/>
+        <w:drawing>
+          <wp:inline distT="0" distB="0" distL="0" distR="0" wp14:anchorId="703302CD" wp14:editId="47D68F52">
+            <wp:extent cx="1864895" cy="3319441"/>
+            <wp:effectExtent l="0" t="0" r="0" b="0"/>
+            <wp:docPr id="560337587" name="Imagine 1"/>
+            <wp:cNvGraphicFramePr>
+              <a:graphicFrameLocks xmlns:a="http://schemas.openxmlformats.org/drawingml/2006/main" noChangeAspect="1"/>
+            </wp:cNvGraphicFramePr>
+            <a:graphic xmlns:a="http://schemas.openxmlformats.org/drawingml/2006/main">
+              <a:graphicData uri="http://schemas.openxmlformats.org/drawingml/2006/picture">
+                <pic:pic xmlns:pic="http://schemas.openxmlformats.org/drawingml/2006/picture">
+                  <pic:nvPicPr>
+                    <pic:cNvPr id="0" name="Picture 1"/>
                     <pic:cNvPicPr>
                       <a:picLocks noChangeAspect="1" noChangeArrowheads="1"/>
                     </pic:cNvPicPr>
                   </pic:nvPicPr>
                   <pic:blipFill>
-                    <a:blip r:embed="rId11">
+                    <a:blip r:embed="rId17" cstate="print">
                       <a:extLst>
                         <a:ext uri="{28A0092B-C50C-407E-A947-70E740481C1C}">
                           <a14:useLocalDpi xmlns:a14="http://schemas.microsoft.com/office/drawing/2010/main" val="0"/>
@@ -1957,7 +1747,7 @@
                   <pic:spPr bwMode="auto">
                     <a:xfrm>
                       <a:off x="0" y="0"/>
-                      <a:ext cx="5943600" cy="3355340"/>
+                      <a:ext cx="1869584" cy="3327788"/>
                     </a:xfrm>
                     <a:prstGeom prst="rect">
                       <a:avLst/>
@@ -1974,434 +1764,11 @@
         </w:drawing>
       </w:r>
     </w:p>
-    <w:p>
-      <w:pPr>
-        <w:rPr>
-          <w:sz w:val="24"/>
-          <w:szCs w:val="24"/>
-        </w:rPr>
-      </w:pPr>
-    </w:p>
-    <w:p>
-      <w:pPr>
-        <w:rPr>
-          <w:sz w:val="24"/>
-          <w:szCs w:val="24"/>
-        </w:rPr>
-      </w:pPr>
-      <w:r>
-        <w:rPr>
-          <w:sz w:val="24"/>
-          <w:szCs w:val="24"/>
-        </w:rPr>
-        <w:t>Describe what implementation you used for each tier.</w:t>
-      </w:r>
-    </w:p>
-    <w:p>
-      <w:pPr>
-        <w:rPr>
-          <w:sz w:val="24"/>
-          <w:szCs w:val="24"/>
-        </w:rPr>
-      </w:pPr>
-    </w:p>
-    <w:p>
-      <w:pPr>
-        <w:pStyle w:val="Heading2"/>
-        <w:rPr>
-          <w:sz w:val="28"/>
-          <w:szCs w:val="28"/>
-        </w:rPr>
-      </w:pPr>
-      <w:r>
-        <w:rPr>
-          <w:sz w:val="28"/>
-          <w:szCs w:val="28"/>
-        </w:rPr>
-        <w:t>Diagrams</w:t>
-      </w:r>
-    </w:p>
-    <w:p>
-      <w:pPr>
-        <w:spacing w:line="240" w:lineRule="auto"/>
-        <w:jc w:val="both"/>
-        <w:rPr>
-          <w:b/>
-          <w:sz w:val="28"/>
-        </w:rPr>
-      </w:pPr>
-    </w:p>
-    <w:p>
-      <w:pPr>
-        <w:rPr>
-          <w:sz w:val="24"/>
-          <w:szCs w:val="24"/>
-        </w:rPr>
-      </w:pPr>
-      <w:r>
-        <w:rPr>
-          <w:sz w:val="24"/>
-          <w:szCs w:val="24"/>
-        </w:rPr>
-        <w:t>And architecture should be layered:</w:t>
-      </w:r>
-    </w:p>
-    <w:p>
-      <w:pPr>
-        <w:spacing w:line="240" w:lineRule="auto"/>
-        <w:jc w:val="both"/>
-        <w:rPr>
-          <w:b/>
-        </w:rPr>
-      </w:pPr>
-    </w:p>
-    <w:p>
-      <w:pPr>
-        <w:spacing w:line="240" w:lineRule="auto"/>
-        <w:jc w:val="center"/>
-        <w:rPr>
-          <w:b/>
-        </w:rPr>
-      </w:pPr>
-      <w:r>
-        <w:rPr>
-          <w:b/>
-          <w:noProof/>
-        </w:rPr>
-        <w:drawing>
-          <wp:inline distT="0" distB="0" distL="0" distR="0" wp14:anchorId="63F7DB9F" wp14:editId="08213C7D">
-            <wp:extent cx="3367454" cy="3026751"/>
-            <wp:effectExtent l="0" t="0" r="0" b="0"/>
-            <wp:docPr id="1" name="Picture 1" descr="Bar chart&#10;&#10;Description automatically generated with low confidence"/>
-            <wp:cNvGraphicFramePr>
-              <a:graphicFrameLocks xmlns:a="http://schemas.openxmlformats.org/drawingml/2006/main" noChangeAspect="1"/>
-            </wp:cNvGraphicFramePr>
-            <a:graphic xmlns:a="http://schemas.openxmlformats.org/drawingml/2006/main">
-              <a:graphicData uri="http://schemas.openxmlformats.org/drawingml/2006/picture">
-                <pic:pic xmlns:pic="http://schemas.openxmlformats.org/drawingml/2006/picture">
-                  <pic:nvPicPr>
-                    <pic:cNvPr id="1" name="Picture 1" descr="Bar chart&#10;&#10;Description automatically generated with low confidence"/>
-                    <pic:cNvPicPr/>
-                  </pic:nvPicPr>
-                  <pic:blipFill>
-                    <a:blip r:embed="rId12" cstate="print">
-                      <a:extLst>
-                        <a:ext uri="{BEBA8EAE-BF5A-486C-A8C5-ECC9F3942E4B}">
-                          <a14:imgProps xmlns:a14="http://schemas.microsoft.com/office/drawing/2010/main">
-                            <a14:imgLayer r:embed="rId13">
-                              <a14:imgEffect>
-                                <a14:brightnessContrast contrast="40000"/>
-                              </a14:imgEffect>
-                            </a14:imgLayer>
-                          </a14:imgProps>
-                        </a:ext>
-                        <a:ext uri="{28A0092B-C50C-407E-A947-70E740481C1C}">
-                          <a14:useLocalDpi xmlns:a14="http://schemas.microsoft.com/office/drawing/2010/main" val="0"/>
-                        </a:ext>
-                      </a:extLst>
-                    </a:blip>
-                    <a:stretch>
-                      <a:fillRect/>
-                    </a:stretch>
-                  </pic:blipFill>
-                  <pic:spPr>
-                    <a:xfrm>
-                      <a:off x="0" y="0"/>
-                      <a:ext cx="3414713" cy="3069229"/>
-                    </a:xfrm>
-                    <a:prstGeom prst="rect">
-                      <a:avLst/>
-                    </a:prstGeom>
-                  </pic:spPr>
-                </pic:pic>
-              </a:graphicData>
-            </a:graphic>
-          </wp:inline>
-        </w:drawing>
-      </w:r>
-    </w:p>
-    <w:p>
-      <w:pPr>
-        <w:spacing w:line="240" w:lineRule="auto"/>
-        <w:rPr>
-          <w:b/>
-        </w:rPr>
-      </w:pPr>
-    </w:p>
-    <w:p>
-      <w:pPr>
-        <w:spacing w:line="240" w:lineRule="auto"/>
-        <w:jc w:val="center"/>
-        <w:rPr>
-          <w:b/>
-        </w:rPr>
-      </w:pPr>
-    </w:p>
-    <w:p>
-      <w:pPr>
-        <w:pStyle w:val="Title"/>
-        <w:jc w:val="both"/>
-        <w:rPr>
-          <w:rFonts w:ascii="Times New Roman" w:hAnsi="Times New Roman"/>
-        </w:rPr>
-      </w:pPr>
-    </w:p>
-    <w:p>
-      <w:pPr>
-        <w:pStyle w:val="Title"/>
-        <w:jc w:val="both"/>
-        <w:rPr>
-          <w:rFonts w:ascii="Times New Roman" w:hAnsi="Times New Roman"/>
-          <w:b w:val="0"/>
-          <w:bCs/>
-          <w:sz w:val="24"/>
-          <w:szCs w:val="24"/>
-        </w:rPr>
-      </w:pPr>
-      <w:r>
-        <w:rPr>
-          <w:rFonts w:ascii="Times New Roman" w:hAnsi="Times New Roman"/>
-          <w:b w:val="0"/>
-          <w:bCs/>
-          <w:sz w:val="24"/>
-          <w:szCs w:val="24"/>
-        </w:rPr>
-        <w:t>Make a diagram with YOUR OWN layers and say what they are and why.</w:t>
-      </w:r>
-    </w:p>
-    <w:p/>
-    <w:p>
-      <w:pPr>
-        <w:pStyle w:val="Heading1"/>
-        <w:rPr>
-          <w:sz w:val="28"/>
-          <w:szCs w:val="22"/>
-        </w:rPr>
-      </w:pPr>
-      <w:r>
-        <w:rPr>
-          <w:sz w:val="28"/>
-          <w:szCs w:val="22"/>
-        </w:rPr>
-        <w:t xml:space="preserve">Class </w:t>
-      </w:r>
-      <w:r>
-        <w:rPr>
-          <w:sz w:val="28"/>
-          <w:szCs w:val="22"/>
-        </w:rPr>
-        <w:t>Design</w:t>
-      </w:r>
-    </w:p>
-    <w:p>
-      <w:pPr>
-        <w:spacing w:line="240" w:lineRule="auto"/>
-        <w:jc w:val="both"/>
-        <w:rPr>
-          <w:b/>
-          <w:sz w:val="28"/>
-        </w:rPr>
-      </w:pPr>
-    </w:p>
-    <w:p>
-      <w:pPr>
-        <w:spacing w:line="240" w:lineRule="auto"/>
-        <w:jc w:val="both"/>
-        <w:rPr>
-          <w:sz w:val="24"/>
-          <w:szCs w:val="24"/>
-        </w:rPr>
-      </w:pPr>
-    </w:p>
-    <w:p>
-      <w:pPr>
-        <w:spacing w:line="240" w:lineRule="auto"/>
-        <w:jc w:val="both"/>
-        <w:rPr>
-          <w:b/>
-        </w:rPr>
-      </w:pPr>
-    </w:p>
-    <w:p>
-      <w:pPr>
-        <w:pStyle w:val="Heading2"/>
-      </w:pPr>
-      <w:r>
-        <w:t>Package</w:t>
-      </w:r>
-      <w:r>
-        <w:t xml:space="preserve"> + </w:t>
-      </w:r>
-      <w:r>
-        <w:t>Class Diagram</w:t>
-      </w:r>
-    </w:p>
-    <w:p>
-      <w:pPr>
-        <w:spacing w:line="240" w:lineRule="auto"/>
-      </w:pPr>
-      <w:r>
-        <w:rPr>
-          <w:noProof/>
-        </w:rPr>
-        <w:drawing>
-          <wp:inline distT="0" distB="0" distL="0" distR="0" wp14:anchorId="10547F44" wp14:editId="7AA86263">
-            <wp:extent cx="5953125" cy="1768765"/>
-            <wp:effectExtent l="0" t="0" r="0" b="0"/>
-            <wp:docPr id="2" name="Picture 2" descr="Diagram&#10;&#10;Description automatically generated"/>
-            <wp:cNvGraphicFramePr>
-              <a:graphicFrameLocks xmlns:a="http://schemas.openxmlformats.org/drawingml/2006/main" noChangeAspect="1"/>
-            </wp:cNvGraphicFramePr>
-            <a:graphic xmlns:a="http://schemas.openxmlformats.org/drawingml/2006/main">
-              <a:graphicData uri="http://schemas.openxmlformats.org/drawingml/2006/picture">
-                <pic:pic xmlns:pic="http://schemas.openxmlformats.org/drawingml/2006/picture">
-                  <pic:nvPicPr>
-                    <pic:cNvPr id="2" name="Picture 2" descr="Diagram&#10;&#10;Description automatically generated"/>
-                    <pic:cNvPicPr/>
-                  </pic:nvPicPr>
-                  <pic:blipFill>
-                    <a:blip r:embed="rId14" cstate="print">
-                      <a:extLst>
-                        <a:ext uri="{28A0092B-C50C-407E-A947-70E740481C1C}">
-                          <a14:useLocalDpi xmlns:a14="http://schemas.microsoft.com/office/drawing/2010/main" val="0"/>
-                        </a:ext>
-                      </a:extLst>
-                    </a:blip>
-                    <a:stretch>
-                      <a:fillRect/>
-                    </a:stretch>
-                  </pic:blipFill>
-                  <pic:spPr>
-                    <a:xfrm>
-                      <a:off x="0" y="0"/>
-                      <a:ext cx="6006692" cy="1784681"/>
-                    </a:xfrm>
-                    <a:prstGeom prst="rect">
-                      <a:avLst/>
-                    </a:prstGeom>
-                  </pic:spPr>
-                </pic:pic>
-              </a:graphicData>
-            </a:graphic>
-          </wp:inline>
-        </w:drawing>
-      </w:r>
-    </w:p>
-    <w:p>
-      <w:pPr>
-        <w:spacing w:line="240" w:lineRule="auto"/>
-      </w:pPr>
-    </w:p>
-    <w:p>
-      <w:pPr>
-        <w:spacing w:line="240" w:lineRule="auto"/>
-        <w:rPr>
-          <w:sz w:val="24"/>
-          <w:szCs w:val="24"/>
-        </w:rPr>
-      </w:pPr>
-      <w:r>
-        <w:rPr>
-          <w:sz w:val="24"/>
-          <w:szCs w:val="24"/>
-        </w:rPr>
-        <w:t xml:space="preserve">The diagram should contain the modules and </w:t>
-      </w:r>
-      <w:proofErr w:type="gramStart"/>
-      <w:r>
-        <w:rPr>
-          <w:sz w:val="24"/>
-          <w:szCs w:val="24"/>
-        </w:rPr>
-        <w:t>high level</w:t>
-      </w:r>
-      <w:proofErr w:type="gramEnd"/>
-      <w:r>
-        <w:rPr>
-          <w:sz w:val="24"/>
-          <w:szCs w:val="24"/>
-        </w:rPr>
-        <w:t xml:space="preserve"> classes, as seen above.</w:t>
-      </w:r>
-    </w:p>
-    <w:p>
-      <w:pPr>
-        <w:spacing w:line="240" w:lineRule="auto"/>
-      </w:pPr>
-    </w:p>
-    <w:p>
-      <w:pPr>
-        <w:spacing w:line="240" w:lineRule="auto"/>
-      </w:pPr>
-    </w:p>
-    <w:p>
-      <w:pPr>
-        <w:pStyle w:val="Heading1"/>
-      </w:pPr>
-      <w:r>
-        <w:t xml:space="preserve">Data Model </w:t>
-      </w:r>
-    </w:p>
-    <w:p>
-      <w:pPr>
-        <w:rPr>
-          <w:sz w:val="24"/>
-          <w:szCs w:val="24"/>
-          <w:lang w:eastAsia="en-GB"/>
-        </w:rPr>
-      </w:pPr>
-    </w:p>
-    <w:p>
-      <w:pPr>
-        <w:rPr>
-          <w:sz w:val="24"/>
-          <w:szCs w:val="24"/>
-          <w:lang w:eastAsia="en-GB"/>
-        </w:rPr>
-      </w:pPr>
-      <w:r>
-        <w:rPr>
-          <w:sz w:val="24"/>
-          <w:szCs w:val="24"/>
-          <w:lang w:eastAsia="en-GB"/>
-        </w:rPr>
-        <w:t xml:space="preserve">Describe your data model, alongside a </w:t>
-      </w:r>
-      <w:r>
-        <w:rPr>
-          <w:b/>
-          <w:bCs/>
-          <w:sz w:val="24"/>
-          <w:szCs w:val="24"/>
-          <w:lang w:eastAsia="en-GB"/>
-        </w:rPr>
-        <w:t>diagram of the database (entity – relationship</w:t>
-      </w:r>
-      <w:r>
-        <w:rPr>
-          <w:sz w:val="24"/>
-          <w:szCs w:val="24"/>
-          <w:lang w:eastAsia="en-GB"/>
-        </w:rPr>
-        <w:t>). You can probably generate it straight from IntelliJ.</w:t>
-      </w:r>
-    </w:p>
-    <w:p>
-      <w:pPr>
-        <w:rPr>
-          <w:sz w:val="24"/>
-          <w:szCs w:val="24"/>
-          <w:lang w:eastAsia="en-GB"/>
-        </w:rPr>
-      </w:pPr>
-    </w:p>
-    <w:p/>
-    <w:p/>
     <w:sectPr>
-      <w:headerReference w:type="default" r:id="rId15"/>
-      <w:footerReference w:type="default" r:id="rId16"/>
-      <w:headerReference w:type="first" r:id="rId17"/>
-      <w:footerReference w:type="first" r:id="rId18"/>
+      <w:headerReference w:type="default" r:id="rId18"/>
+      <w:footerReference w:type="default" r:id="rId19"/>
+      <w:headerReference w:type="first" r:id="rId20"/>
+      <w:footerReference w:type="first" r:id="rId21"/>
       <w:pgSz w:w="12240" w:h="15840" w:code="1"/>
       <w:pgMar w:top="1440" w:right="1440" w:bottom="1440" w:left="1440" w:header="720" w:footer="720" w:gutter="0"/>
       <w:cols w:space="720"/>
@@ -2439,34 +1806,34 @@
 <w:ftr xmlns:wpc="http://schemas.microsoft.com/office/word/2010/wordprocessingCanvas" xmlns:cx="http://schemas.microsoft.com/office/drawing/2014/chartex" xmlns:cx1="http://schemas.microsoft.com/office/drawing/2015/9/8/chartex" xmlns:cx2="http://schemas.microsoft.com/office/drawing/2015/10/21/chartex" xmlns:cx3="http://schemas.microsoft.com/office/drawing/2016/5/9/chartex" xmlns:cx4="http://schemas.microsoft.com/office/drawing/2016/5/10/chartex" xmlns:cx5="http://schemas.microsoft.com/office/drawing/2016/5/11/chartex" xmlns:cx6="http://schemas.microsoft.com/office/drawing/2016/5/12/chartex" xmlns:cx7="http://schemas.microsoft.com/office/drawing/2016/5/13/chartex" xmlns:cx8="http://schemas.microsoft.com/office/drawing/2016/5/14/chartex" xmlns:mc="http://schemas.openxmlformats.org/markup-compatibility/2006" xmlns:aink="http://schemas.microsoft.com/office/drawing/2016/ink" xmlns:am3d="http://schemas.microsoft.com/office/drawing/2017/model3d" xmlns:o="urn:schemas-microsoft-com:office:office" xmlns:oel="http://schemas.microsoft.com/office/2019/extlst" xmlns:r="http://schemas.openxmlformats.org/officeDocument/2006/relationships" xmlns:m="http://schemas.openxmlformats.org/officeDocument/2006/math" xmlns:v="urn:schemas-microsoft-com:vml" xmlns:wp14="http://schemas.microsoft.com/office/word/2010/wordprocessingDrawing" xmlns:wp="http://schemas.openxmlformats.org/drawingml/2006/wordprocessingDrawing" xmlns:w10="urn:schemas-microsoft-com:office:word" xmlns:w="http://schemas.openxmlformats.org/wordprocessingml/2006/main" xmlns:w14="http://schemas.microsoft.com/office/word/2010/wordml" xmlns:w15="http://schemas.microsoft.com/office/word/2012/wordml" xmlns:w16cex="http://schemas.microsoft.com/office/word/2018/wordml/cex" xmlns:w16cid="http://schemas.microsoft.com/office/word/2016/wordml/cid" xmlns:w16="http://schemas.microsoft.com/office/word/2018/wordml" xmlns:w16du="http://schemas.microsoft.com/office/word/2023/wordml/word16du" xmlns:w16sdtdh="http://schemas.microsoft.com/office/word/2020/wordml/sdtdatahash" xmlns:w16sdtfl="http://schemas.microsoft.com/office/word/2024/wordml/sdtformatlock" xmlns:w16se="http://schemas.microsoft.com/office/word/2015/wordml/symex" xmlns:wpg="http://schemas.microsoft.com/office/word/2010/wordprocessingGroup" xmlns:wpi="http://schemas.microsoft.com/office/word/2010/wordprocessingInk" xmlns:wne="http://schemas.microsoft.com/office/word/2006/wordml" xmlns:wps="http://schemas.microsoft.com/office/word/2010/wordprocessingShape" mc:Ignorable="w14 w15 w16se w16cid w16 w16cex w16sdtdh w16sdtfl w16du wp14">
   <w:p>
     <w:pPr>
-      <w:pStyle w:val="Footer"/>
+      <w:pStyle w:val="Subsol"/>
       <w:framePr w:wrap="around" w:vAnchor="text" w:hAnchor="margin" w:xAlign="right" w:y="1"/>
       <w:rPr>
-        <w:rStyle w:val="PageNumber"/>
+        <w:rStyle w:val="Numrdepagin"/>
       </w:rPr>
     </w:pPr>
     <w:r>
       <w:rPr>
-        <w:rStyle w:val="PageNumber"/>
+        <w:rStyle w:val="Numrdepagin"/>
       </w:rPr>
       <w:fldChar w:fldCharType="begin"/>
     </w:r>
     <w:r>
       <w:rPr>
-        <w:rStyle w:val="PageNumber"/>
+        <w:rStyle w:val="Numrdepagin"/>
       </w:rPr>
       <w:instrText xml:space="preserve">PAGE  </w:instrText>
     </w:r>
     <w:r>
       <w:rPr>
-        <w:rStyle w:val="PageNumber"/>
+        <w:rStyle w:val="Numrdepagin"/>
       </w:rPr>
       <w:fldChar w:fldCharType="end"/>
     </w:r>
   </w:p>
   <w:p>
     <w:pPr>
-      <w:pStyle w:val="Footer"/>
+      <w:pStyle w:val="Subsol"/>
       <w:ind w:right="360"/>
     </w:pPr>
   </w:p>
@@ -2549,7 +1916,7 @@
             <w:rPr>
               <w:noProof/>
             </w:rPr>
-            <w:t>2025</w:t>
+            <w:t>2026</w:t>
           </w:r>
           <w:r>
             <w:fldChar w:fldCharType="end"/>
@@ -2575,45 +1942,45 @@
           </w:r>
           <w:r>
             <w:rPr>
-              <w:rStyle w:val="PageNumber"/>
+              <w:rStyle w:val="Numrdepagin"/>
             </w:rPr>
             <w:fldChar w:fldCharType="begin"/>
           </w:r>
           <w:r>
             <w:rPr>
-              <w:rStyle w:val="PageNumber"/>
+              <w:rStyle w:val="Numrdepagin"/>
             </w:rPr>
             <w:instrText xml:space="preserve"> PAGE </w:instrText>
           </w:r>
           <w:r>
             <w:rPr>
-              <w:rStyle w:val="PageNumber"/>
+              <w:rStyle w:val="Numrdepagin"/>
             </w:rPr>
             <w:fldChar w:fldCharType="separate"/>
           </w:r>
           <w:r>
             <w:rPr>
-              <w:rStyle w:val="PageNumber"/>
+              <w:rStyle w:val="Numrdepagin"/>
               <w:noProof/>
             </w:rPr>
             <w:t>3</w:t>
           </w:r>
           <w:r>
             <w:rPr>
-              <w:rStyle w:val="PageNumber"/>
+              <w:rStyle w:val="Numrdepagin"/>
             </w:rPr>
             <w:fldChar w:fldCharType="end"/>
           </w:r>
           <w:r>
             <w:rPr>
-              <w:rStyle w:val="PageNumber"/>
+              <w:rStyle w:val="Numrdepagin"/>
             </w:rPr>
             <w:t xml:space="preserve"> of </w:t>
           </w:r>
           <w:fldSimple w:instr=" NUMPAGES  \* MERGEFORMAT ">
             <w:r>
               <w:rPr>
-                <w:rStyle w:val="PageNumber"/>
+                <w:rStyle w:val="Numrdepagin"/>
                 <w:noProof/>
               </w:rPr>
               <w:t>4</w:t>
@@ -2625,7 +1992,7 @@
   </w:tbl>
   <w:p>
     <w:pPr>
-      <w:pStyle w:val="Footer"/>
+      <w:pStyle w:val="Subsol"/>
     </w:pPr>
   </w:p>
 </w:ftr>
@@ -2635,7 +2002,7 @@
 <w:ftr xmlns:wpc="http://schemas.microsoft.com/office/word/2010/wordprocessingCanvas" xmlns:cx="http://schemas.microsoft.com/office/drawing/2014/chartex" xmlns:cx1="http://schemas.microsoft.com/office/drawing/2015/9/8/chartex" xmlns:cx2="http://schemas.microsoft.com/office/drawing/2015/10/21/chartex" xmlns:cx3="http://schemas.microsoft.com/office/drawing/2016/5/9/chartex" xmlns:cx4="http://schemas.microsoft.com/office/drawing/2016/5/10/chartex" xmlns:cx5="http://schemas.microsoft.com/office/drawing/2016/5/11/chartex" xmlns:cx6="http://schemas.microsoft.com/office/drawing/2016/5/12/chartex" xmlns:cx7="http://schemas.microsoft.com/office/drawing/2016/5/13/chartex" xmlns:cx8="http://schemas.microsoft.com/office/drawing/2016/5/14/chartex" xmlns:mc="http://schemas.openxmlformats.org/markup-compatibility/2006" xmlns:aink="http://schemas.microsoft.com/office/drawing/2016/ink" xmlns:am3d="http://schemas.microsoft.com/office/drawing/2017/model3d" xmlns:o="urn:schemas-microsoft-com:office:office" xmlns:oel="http://schemas.microsoft.com/office/2019/extlst" xmlns:r="http://schemas.openxmlformats.org/officeDocument/2006/relationships" xmlns:m="http://schemas.openxmlformats.org/officeDocument/2006/math" xmlns:v="urn:schemas-microsoft-com:vml" xmlns:wp14="http://schemas.microsoft.com/office/word/2010/wordprocessingDrawing" xmlns:wp="http://schemas.openxmlformats.org/drawingml/2006/wordprocessingDrawing" xmlns:w10="urn:schemas-microsoft-com:office:word" xmlns:w="http://schemas.openxmlformats.org/wordprocessingml/2006/main" xmlns:w14="http://schemas.microsoft.com/office/word/2010/wordml" xmlns:w15="http://schemas.microsoft.com/office/word/2012/wordml" xmlns:w16cex="http://schemas.microsoft.com/office/word/2018/wordml/cex" xmlns:w16cid="http://schemas.microsoft.com/office/word/2016/wordml/cid" xmlns:w16="http://schemas.microsoft.com/office/word/2018/wordml" xmlns:w16du="http://schemas.microsoft.com/office/word/2023/wordml/word16du" xmlns:w16sdtdh="http://schemas.microsoft.com/office/word/2020/wordml/sdtdatahash" xmlns:w16sdtfl="http://schemas.microsoft.com/office/word/2024/wordml/sdtformatlock" xmlns:w16se="http://schemas.microsoft.com/office/word/2015/wordml/symex" xmlns:wpg="http://schemas.microsoft.com/office/word/2010/wordprocessingGroup" xmlns:wpi="http://schemas.microsoft.com/office/word/2010/wordprocessingInk" xmlns:wne="http://schemas.microsoft.com/office/word/2006/wordml" xmlns:wps="http://schemas.microsoft.com/office/word/2010/wordprocessingShape" mc:Ignorable="w14 w15 w16se w16cid w16 w16cex w16sdtdh w16sdtfl w16du wp14">
   <w:p>
     <w:pPr>
-      <w:pStyle w:val="Footer"/>
+      <w:pStyle w:val="Subsol"/>
     </w:pPr>
   </w:p>
 </w:ftr>
@@ -2677,7 +2044,7 @@
   </w:p>
   <w:p>
     <w:pPr>
-      <w:pStyle w:val="Header"/>
+      <w:pStyle w:val="Antet"/>
     </w:pPr>
   </w:p>
 </w:hdr>
@@ -2687,7 +2054,7 @@
 <w:hdr xmlns:wpc="http://schemas.microsoft.com/office/word/2010/wordprocessingCanvas" xmlns:cx="http://schemas.microsoft.com/office/drawing/2014/chartex" xmlns:cx1="http://schemas.microsoft.com/office/drawing/2015/9/8/chartex" xmlns:cx2="http://schemas.microsoft.com/office/drawing/2015/10/21/chartex" xmlns:cx3="http://schemas.microsoft.com/office/drawing/2016/5/9/chartex" xmlns:cx4="http://schemas.microsoft.com/office/drawing/2016/5/10/chartex" xmlns:cx5="http://schemas.microsoft.com/office/drawing/2016/5/11/chartex" xmlns:cx6="http://schemas.microsoft.com/office/drawing/2016/5/12/chartex" xmlns:cx7="http://schemas.microsoft.com/office/drawing/2016/5/13/chartex" xmlns:cx8="http://schemas.microsoft.com/office/drawing/2016/5/14/chartex" xmlns:mc="http://schemas.openxmlformats.org/markup-compatibility/2006" xmlns:aink="http://schemas.microsoft.com/office/drawing/2016/ink" xmlns:am3d="http://schemas.microsoft.com/office/drawing/2017/model3d" xmlns:o="urn:schemas-microsoft-com:office:office" xmlns:oel="http://schemas.microsoft.com/office/2019/extlst" xmlns:r="http://schemas.openxmlformats.org/officeDocument/2006/relationships" xmlns:m="http://schemas.openxmlformats.org/officeDocument/2006/math" xmlns:v="urn:schemas-microsoft-com:vml" xmlns:wp14="http://schemas.microsoft.com/office/word/2010/wordprocessingDrawing" xmlns:wp="http://schemas.openxmlformats.org/drawingml/2006/wordprocessingDrawing" xmlns:w10="urn:schemas-microsoft-com:office:word" xmlns:w="http://schemas.openxmlformats.org/wordprocessingml/2006/main" xmlns:w14="http://schemas.microsoft.com/office/word/2010/wordml" xmlns:w15="http://schemas.microsoft.com/office/word/2012/wordml" xmlns:w16cex="http://schemas.microsoft.com/office/word/2018/wordml/cex" xmlns:w16cid="http://schemas.microsoft.com/office/word/2016/wordml/cid" xmlns:w16="http://schemas.microsoft.com/office/word/2018/wordml" xmlns:w16du="http://schemas.microsoft.com/office/word/2023/wordml/word16du" xmlns:w16sdtdh="http://schemas.microsoft.com/office/word/2020/wordml/sdtdatahash" xmlns:w16sdtfl="http://schemas.microsoft.com/office/word/2024/wordml/sdtformatlock" xmlns:w16se="http://schemas.microsoft.com/office/word/2015/wordml/symex" xmlns:wpg="http://schemas.microsoft.com/office/word/2010/wordprocessingGroup" xmlns:wpi="http://schemas.microsoft.com/office/word/2010/wordprocessingInk" xmlns:wne="http://schemas.microsoft.com/office/word/2006/wordml" xmlns:wps="http://schemas.microsoft.com/office/word/2010/wordprocessingShape" mc:Ignorable="w14 w15 w16se w16cid w16 w16cex w16sdtdh w16sdtfl w16du wp14">
   <w:p>
     <w:pPr>
-      <w:pStyle w:val="Header"/>
+      <w:pStyle w:val="Antet"/>
     </w:pPr>
   </w:p>
 </w:hdr>
@@ -2697,7 +2064,7 @@
 <w:hdr xmlns:wpc="http://schemas.microsoft.com/office/word/2010/wordprocessingCanvas" xmlns:cx="http://schemas.microsoft.com/office/drawing/2014/chartex" xmlns:cx1="http://schemas.microsoft.com/office/drawing/2015/9/8/chartex" xmlns:cx2="http://schemas.microsoft.com/office/drawing/2015/10/21/chartex" xmlns:cx3="http://schemas.microsoft.com/office/drawing/2016/5/9/chartex" xmlns:cx4="http://schemas.microsoft.com/office/drawing/2016/5/10/chartex" xmlns:cx5="http://schemas.microsoft.com/office/drawing/2016/5/11/chartex" xmlns:cx6="http://schemas.microsoft.com/office/drawing/2016/5/12/chartex" xmlns:cx7="http://schemas.microsoft.com/office/drawing/2016/5/13/chartex" xmlns:cx8="http://schemas.microsoft.com/office/drawing/2016/5/14/chartex" xmlns:mc="http://schemas.openxmlformats.org/markup-compatibility/2006" xmlns:aink="http://schemas.microsoft.com/office/drawing/2016/ink" xmlns:am3d="http://schemas.microsoft.com/office/drawing/2017/model3d" xmlns:o="urn:schemas-microsoft-com:office:office" xmlns:oel="http://schemas.microsoft.com/office/2019/extlst" xmlns:r="http://schemas.openxmlformats.org/officeDocument/2006/relationships" xmlns:m="http://schemas.openxmlformats.org/officeDocument/2006/math" xmlns:v="urn:schemas-microsoft-com:vml" xmlns:wp14="http://schemas.microsoft.com/office/word/2010/wordprocessingDrawing" xmlns:wp="http://schemas.openxmlformats.org/drawingml/2006/wordprocessingDrawing" xmlns:w10="urn:schemas-microsoft-com:office:word" xmlns:w="http://schemas.openxmlformats.org/wordprocessingml/2006/main" xmlns:w14="http://schemas.microsoft.com/office/word/2010/wordml" xmlns:w15="http://schemas.microsoft.com/office/word/2012/wordml" xmlns:w16cex="http://schemas.microsoft.com/office/word/2018/wordml/cex" xmlns:w16cid="http://schemas.microsoft.com/office/word/2016/wordml/cid" xmlns:w16="http://schemas.microsoft.com/office/word/2018/wordml" xmlns:w16du="http://schemas.microsoft.com/office/word/2023/wordml/word16du" xmlns:w16sdtdh="http://schemas.microsoft.com/office/word/2020/wordml/sdtdatahash" xmlns:w16sdtfl="http://schemas.microsoft.com/office/word/2024/wordml/sdtformatlock" xmlns:w16se="http://schemas.microsoft.com/office/word/2015/wordml/symex" xmlns:wpg="http://schemas.microsoft.com/office/word/2010/wordprocessingGroup" xmlns:wpi="http://schemas.microsoft.com/office/word/2010/wordprocessingInk" xmlns:wne="http://schemas.microsoft.com/office/word/2006/wordml" xmlns:wps="http://schemas.microsoft.com/office/word/2010/wordprocessingShape" mc:Ignorable="w14 w15 w16se w16cid w16 w16cex w16sdtdh w16sdtfl w16du wp14">
   <w:p>
     <w:pPr>
-      <w:pStyle w:val="Header"/>
+      <w:pStyle w:val="Antet"/>
     </w:pPr>
   </w:p>
 </w:hdr>
@@ -2712,7 +2079,7 @@
     <w:lvl w:ilvl="0">
       <w:start w:val="1"/>
       <w:numFmt w:val="decimal"/>
-      <w:pStyle w:val="Heading1"/>
+      <w:pStyle w:val="Titlu1"/>
       <w:lvlText w:val="%1."/>
       <w:legacy w:legacy="1" w:legacySpace="144" w:legacyIndent="0"/>
       <w:lvlJc w:val="left"/>
@@ -2720,7 +2087,7 @@
     <w:lvl w:ilvl="1">
       <w:start w:val="1"/>
       <w:numFmt w:val="decimal"/>
-      <w:pStyle w:val="Heading2"/>
+      <w:pStyle w:val="Titlu2"/>
       <w:lvlText w:val="%1.%2"/>
       <w:legacy w:legacy="1" w:legacySpace="144" w:legacyIndent="0"/>
       <w:lvlJc w:val="left"/>
@@ -2728,7 +2095,7 @@
     <w:lvl w:ilvl="2">
       <w:start w:val="1"/>
       <w:numFmt w:val="decimal"/>
-      <w:pStyle w:val="Heading3"/>
+      <w:pStyle w:val="Titlu3"/>
       <w:lvlText w:val="%1.%2.%3"/>
       <w:legacy w:legacy="1" w:legacySpace="144" w:legacyIndent="0"/>
       <w:lvlJc w:val="left"/>
@@ -2736,7 +2103,7 @@
     <w:lvl w:ilvl="3">
       <w:start w:val="1"/>
       <w:numFmt w:val="decimal"/>
-      <w:pStyle w:val="Heading4"/>
+      <w:pStyle w:val="Titlu4"/>
       <w:lvlText w:val="%1.%2.%3.%4"/>
       <w:legacy w:legacy="1" w:legacySpace="144" w:legacyIndent="0"/>
       <w:lvlJc w:val="left"/>
@@ -2744,7 +2111,7 @@
     <w:lvl w:ilvl="4">
       <w:start w:val="1"/>
       <w:numFmt w:val="decimal"/>
-      <w:pStyle w:val="Heading5"/>
+      <w:pStyle w:val="Titlu5"/>
       <w:lvlText w:val="%1.%2.%3.%4.%5"/>
       <w:legacy w:legacy="1" w:legacySpace="144" w:legacyIndent="0"/>
       <w:lvlJc w:val="left"/>
@@ -2752,7 +2119,7 @@
     <w:lvl w:ilvl="5">
       <w:start w:val="1"/>
       <w:numFmt w:val="decimal"/>
-      <w:pStyle w:val="Heading6"/>
+      <w:pStyle w:val="Titlu6"/>
       <w:lvlText w:val="%1.%2.%3.%4.%5.%6"/>
       <w:legacy w:legacy="1" w:legacySpace="144" w:legacyIndent="0"/>
       <w:lvlJc w:val="left"/>
@@ -2760,7 +2127,7 @@
     <w:lvl w:ilvl="6">
       <w:start w:val="1"/>
       <w:numFmt w:val="decimal"/>
-      <w:pStyle w:val="Heading7"/>
+      <w:pStyle w:val="Titlu7"/>
       <w:lvlText w:val="%1.%2.%3.%4.%5.%6.%7"/>
       <w:legacy w:legacy="1" w:legacySpace="144" w:legacyIndent="0"/>
       <w:lvlJc w:val="left"/>
@@ -2768,7 +2135,7 @@
     <w:lvl w:ilvl="7">
       <w:start w:val="1"/>
       <w:numFmt w:val="decimal"/>
-      <w:pStyle w:val="Heading8"/>
+      <w:pStyle w:val="Titlu8"/>
       <w:lvlText w:val="%1.%2.%3.%4.%5.%6.%7.%8"/>
       <w:legacy w:legacy="1" w:legacySpace="144" w:legacyIndent="0"/>
       <w:lvlJc w:val="left"/>
@@ -2776,7 +2143,7 @@
     <w:lvl w:ilvl="8">
       <w:start w:val="1"/>
       <w:numFmt w:val="decimal"/>
-      <w:pStyle w:val="Heading9"/>
+      <w:pStyle w:val="Titlu9"/>
       <w:lvlText w:val="%1.%2.%3.%4.%5.%6.%7.%8.%9"/>
       <w:legacy w:legacy="1" w:legacySpace="144" w:legacyIndent="0"/>
       <w:lvlJc w:val="left"/>
@@ -3223,6 +2590,155 @@
     </w:lvl>
   </w:abstractNum>
   <w:abstractNum w:abstractNumId="5" w15:restartNumberingAfterBreak="0">
+    <w:nsid w:val="2FE23CA8"/>
+    <w:multiLevelType w:val="multilevel"/>
+    <w:tmpl w:val="987E81E6"/>
+    <w:lvl w:ilvl="0">
+      <w:start w:val="1"/>
+      <w:numFmt w:val="bullet"/>
+      <w:lvlText w:val=""/>
+      <w:lvlJc w:val="left"/>
+      <w:pPr>
+        <w:tabs>
+          <w:tab w:val="num" w:pos="720"/>
+        </w:tabs>
+        <w:ind w:left="720" w:hanging="360"/>
+      </w:pPr>
+      <w:rPr>
+        <w:rFonts w:ascii="Symbol" w:hAnsi="Symbol" w:hint="default"/>
+        <w:sz w:val="20"/>
+      </w:rPr>
+    </w:lvl>
+    <w:lvl w:ilvl="1" w:tentative="1">
+      <w:start w:val="1"/>
+      <w:numFmt w:val="bullet"/>
+      <w:lvlText w:val="o"/>
+      <w:lvlJc w:val="left"/>
+      <w:pPr>
+        <w:tabs>
+          <w:tab w:val="num" w:pos="1440"/>
+        </w:tabs>
+        <w:ind w:left="1440" w:hanging="360"/>
+      </w:pPr>
+      <w:rPr>
+        <w:rFonts w:ascii="Courier New" w:hAnsi="Courier New" w:hint="default"/>
+        <w:sz w:val="20"/>
+      </w:rPr>
+    </w:lvl>
+    <w:lvl w:ilvl="2" w:tentative="1">
+      <w:start w:val="1"/>
+      <w:numFmt w:val="bullet"/>
+      <w:lvlText w:val=""/>
+      <w:lvlJc w:val="left"/>
+      <w:pPr>
+        <w:tabs>
+          <w:tab w:val="num" w:pos="2160"/>
+        </w:tabs>
+        <w:ind w:left="2160" w:hanging="360"/>
+      </w:pPr>
+      <w:rPr>
+        <w:rFonts w:ascii="Wingdings" w:hAnsi="Wingdings" w:hint="default"/>
+        <w:sz w:val="20"/>
+      </w:rPr>
+    </w:lvl>
+    <w:lvl w:ilvl="3" w:tentative="1">
+      <w:start w:val="1"/>
+      <w:numFmt w:val="bullet"/>
+      <w:lvlText w:val=""/>
+      <w:lvlJc w:val="left"/>
+      <w:pPr>
+        <w:tabs>
+          <w:tab w:val="num" w:pos="2880"/>
+        </w:tabs>
+        <w:ind w:left="2880" w:hanging="360"/>
+      </w:pPr>
+      <w:rPr>
+        <w:rFonts w:ascii="Wingdings" w:hAnsi="Wingdings" w:hint="default"/>
+        <w:sz w:val="20"/>
+      </w:rPr>
+    </w:lvl>
+    <w:lvl w:ilvl="4" w:tentative="1">
+      <w:start w:val="1"/>
+      <w:numFmt w:val="bullet"/>
+      <w:lvlText w:val=""/>
+      <w:lvlJc w:val="left"/>
+      <w:pPr>
+        <w:tabs>
+          <w:tab w:val="num" w:pos="3600"/>
+        </w:tabs>
+        <w:ind w:left="3600" w:hanging="360"/>
+      </w:pPr>
+      <w:rPr>
+        <w:rFonts w:ascii="Wingdings" w:hAnsi="Wingdings" w:hint="default"/>
+        <w:sz w:val="20"/>
+      </w:rPr>
+    </w:lvl>
+    <w:lvl w:ilvl="5" w:tentative="1">
+      <w:start w:val="1"/>
+      <w:numFmt w:val="bullet"/>
+      <w:lvlText w:val=""/>
+      <w:lvlJc w:val="left"/>
+      <w:pPr>
+        <w:tabs>
+          <w:tab w:val="num" w:pos="4320"/>
+        </w:tabs>
+        <w:ind w:left="4320" w:hanging="360"/>
+      </w:pPr>
+      <w:rPr>
+        <w:rFonts w:ascii="Wingdings" w:hAnsi="Wingdings" w:hint="default"/>
+        <w:sz w:val="20"/>
+      </w:rPr>
+    </w:lvl>
+    <w:lvl w:ilvl="6" w:tentative="1">
+      <w:start w:val="1"/>
+      <w:numFmt w:val="bullet"/>
+      <w:lvlText w:val=""/>
+      <w:lvlJc w:val="left"/>
+      <w:pPr>
+        <w:tabs>
+          <w:tab w:val="num" w:pos="5040"/>
+        </w:tabs>
+        <w:ind w:left="5040" w:hanging="360"/>
+      </w:pPr>
+      <w:rPr>
+        <w:rFonts w:ascii="Wingdings" w:hAnsi="Wingdings" w:hint="default"/>
+        <w:sz w:val="20"/>
+      </w:rPr>
+    </w:lvl>
+    <w:lvl w:ilvl="7" w:tentative="1">
+      <w:start w:val="1"/>
+      <w:numFmt w:val="bullet"/>
+      <w:lvlText w:val=""/>
+      <w:lvlJc w:val="left"/>
+      <w:pPr>
+        <w:tabs>
+          <w:tab w:val="num" w:pos="5760"/>
+        </w:tabs>
+        <w:ind w:left="5760" w:hanging="360"/>
+      </w:pPr>
+      <w:rPr>
+        <w:rFonts w:ascii="Wingdings" w:hAnsi="Wingdings" w:hint="default"/>
+        <w:sz w:val="20"/>
+      </w:rPr>
+    </w:lvl>
+    <w:lvl w:ilvl="8" w:tentative="1">
+      <w:start w:val="1"/>
+      <w:numFmt w:val="bullet"/>
+      <w:lvlText w:val=""/>
+      <w:lvlJc w:val="left"/>
+      <w:pPr>
+        <w:tabs>
+          <w:tab w:val="num" w:pos="6480"/>
+        </w:tabs>
+        <w:ind w:left="6480" w:hanging="360"/>
+      </w:pPr>
+      <w:rPr>
+        <w:rFonts w:ascii="Wingdings" w:hAnsi="Wingdings" w:hint="default"/>
+        <w:sz w:val="20"/>
+      </w:rPr>
+    </w:lvl>
+  </w:abstractNum>
+  <w:abstractNum w:abstractNumId="6" w15:restartNumberingAfterBreak="0">
     <w:nsid w:val="360A4E4B"/>
     <w:multiLevelType w:val="multilevel"/>
     <w:tmpl w:val="9D8A65BC"/>
@@ -3335,7 +2851,7 @@
       </w:rPr>
     </w:lvl>
   </w:abstractNum>
-  <w:abstractNum w:abstractNumId="6" w15:restartNumberingAfterBreak="0">
+  <w:abstractNum w:abstractNumId="7" w15:restartNumberingAfterBreak="0">
     <w:nsid w:val="534E2019"/>
     <w:multiLevelType w:val="hybridMultilevel"/>
     <w:tmpl w:val="F99A0C4A"/>
@@ -3424,7 +2940,7 @@
       </w:pPr>
     </w:lvl>
   </w:abstractNum>
-  <w:abstractNum w:abstractNumId="7" w15:restartNumberingAfterBreak="0">
+  <w:abstractNum w:abstractNumId="8" w15:restartNumberingAfterBreak="0">
     <w:nsid w:val="592F292D"/>
     <w:multiLevelType w:val="hybridMultilevel"/>
     <w:tmpl w:val="243C733A"/>
@@ -3537,7 +3053,7 @@
       </w:rPr>
     </w:lvl>
   </w:abstractNum>
-  <w:abstractNum w:abstractNumId="8" w15:restartNumberingAfterBreak="0">
+  <w:abstractNum w:abstractNumId="9" w15:restartNumberingAfterBreak="0">
     <w:nsid w:val="71FE7E12"/>
     <w:multiLevelType w:val="hybridMultilevel"/>
     <w:tmpl w:val="08866ECE"/>
@@ -3650,7 +3166,7 @@
       </w:rPr>
     </w:lvl>
   </w:abstractNum>
-  <w:abstractNum w:abstractNumId="9" w15:restartNumberingAfterBreak="0">
+  <w:abstractNum w:abstractNumId="10" w15:restartNumberingAfterBreak="0">
     <w:nsid w:val="720C739C"/>
     <w:multiLevelType w:val="hybridMultilevel"/>
     <w:tmpl w:val="3C1C65B6"/>
@@ -3739,7 +3255,7 @@
       </w:pPr>
     </w:lvl>
   </w:abstractNum>
-  <w:abstractNum w:abstractNumId="10" w15:restartNumberingAfterBreak="0">
+  <w:abstractNum w:abstractNumId="11" w15:restartNumberingAfterBreak="0">
     <w:nsid w:val="7E1A7400"/>
     <w:multiLevelType w:val="multilevel"/>
     <w:tmpl w:val="D9F2B2EA"/>
@@ -3856,34 +3372,37 @@
     <w:abstractNumId w:val="0"/>
   </w:num>
   <w:num w:numId="2" w16cid:durableId="461928848">
-    <w:abstractNumId w:val="5"/>
+    <w:abstractNumId w:val="6"/>
   </w:num>
   <w:num w:numId="3" w16cid:durableId="1647122838">
     <w:abstractNumId w:val="2"/>
   </w:num>
   <w:num w:numId="4" w16cid:durableId="878737952">
-    <w:abstractNumId w:val="6"/>
+    <w:abstractNumId w:val="7"/>
   </w:num>
   <w:num w:numId="5" w16cid:durableId="479734633">
-    <w:abstractNumId w:val="9"/>
+    <w:abstractNumId w:val="10"/>
   </w:num>
   <w:num w:numId="6" w16cid:durableId="1582376543">
     <w:abstractNumId w:val="4"/>
   </w:num>
   <w:num w:numId="7" w16cid:durableId="44254186">
-    <w:abstractNumId w:val="10"/>
+    <w:abstractNumId w:val="11"/>
   </w:num>
   <w:num w:numId="8" w16cid:durableId="457181691">
     <w:abstractNumId w:val="3"/>
   </w:num>
   <w:num w:numId="9" w16cid:durableId="1295670857">
-    <w:abstractNumId w:val="7"/>
+    <w:abstractNumId w:val="8"/>
   </w:num>
   <w:num w:numId="10" w16cid:durableId="1489521692">
     <w:abstractNumId w:val="1"/>
   </w:num>
   <w:num w:numId="11" w16cid:durableId="752778624">
-    <w:abstractNumId w:val="8"/>
+    <w:abstractNumId w:val="9"/>
+  </w:num>
+  <w:num w:numId="12" w16cid:durableId="1807817065">
+    <w:abstractNumId w:val="5"/>
   </w:num>
 </w:numbering>
 </file>
@@ -4297,11 +3816,11 @@
       <w:szCs w:val="20"/>
     </w:rPr>
   </w:style>
-  <w:style w:type="paragraph" w:styleId="Heading1">
+  <w:style w:type="paragraph" w:styleId="Titlu1">
     <w:name w:val="heading 1"/>
     <w:basedOn w:val="Normal"/>
     <w:next w:val="Normal"/>
-    <w:link w:val="Heading1Char"/>
+    <w:link w:val="Titlu1Caracter"/>
     <w:qFormat/>
     <w:rsid w:val="009A036F"/>
     <w:pPr>
@@ -4318,11 +3837,11 @@
       <w:sz w:val="24"/>
     </w:rPr>
   </w:style>
-  <w:style w:type="paragraph" w:styleId="Heading2">
+  <w:style w:type="paragraph" w:styleId="Titlu2">
     <w:name w:val="heading 2"/>
-    <w:basedOn w:val="Heading1"/>
+    <w:basedOn w:val="Titlu1"/>
     <w:next w:val="Normal"/>
-    <w:link w:val="Heading2Char"/>
+    <w:link w:val="Titlu2Caracter"/>
     <w:qFormat/>
     <w:rsid w:val="009A036F"/>
     <w:pPr>
@@ -4335,11 +3854,11 @@
       <w:sz w:val="20"/>
     </w:rPr>
   </w:style>
-  <w:style w:type="paragraph" w:styleId="Heading3">
+  <w:style w:type="paragraph" w:styleId="Titlu3">
     <w:name w:val="heading 3"/>
-    <w:basedOn w:val="Heading1"/>
+    <w:basedOn w:val="Titlu1"/>
     <w:next w:val="Normal"/>
-    <w:link w:val="Heading3Char"/>
+    <w:link w:val="Titlu3Caracter"/>
     <w:qFormat/>
     <w:rsid w:val="009A036F"/>
     <w:pPr>
@@ -4354,11 +3873,11 @@
       <w:sz w:val="20"/>
     </w:rPr>
   </w:style>
-  <w:style w:type="paragraph" w:styleId="Heading4">
+  <w:style w:type="paragraph" w:styleId="Titlu4">
     <w:name w:val="heading 4"/>
-    <w:basedOn w:val="Heading1"/>
+    <w:basedOn w:val="Titlu1"/>
     <w:next w:val="Normal"/>
-    <w:link w:val="Heading4Char"/>
+    <w:link w:val="Titlu4Caracter"/>
     <w:qFormat/>
     <w:rsid w:val="009A036F"/>
     <w:pPr>
@@ -4372,11 +3891,11 @@
       <w:sz w:val="20"/>
     </w:rPr>
   </w:style>
-  <w:style w:type="paragraph" w:styleId="Heading5">
+  <w:style w:type="paragraph" w:styleId="Titlu5">
     <w:name w:val="heading 5"/>
     <w:basedOn w:val="Normal"/>
     <w:next w:val="Normal"/>
-    <w:link w:val="Heading5Char"/>
+    <w:link w:val="Titlu5Caracter"/>
     <w:qFormat/>
     <w:rsid w:val="009A036F"/>
     <w:pPr>
@@ -4391,11 +3910,11 @@
       <w:sz w:val="22"/>
     </w:rPr>
   </w:style>
-  <w:style w:type="paragraph" w:styleId="Heading6">
+  <w:style w:type="paragraph" w:styleId="Titlu6">
     <w:name w:val="heading 6"/>
     <w:basedOn w:val="Normal"/>
     <w:next w:val="Normal"/>
-    <w:link w:val="Heading6Char"/>
+    <w:link w:val="Titlu6Caracter"/>
     <w:qFormat/>
     <w:rsid w:val="009A036F"/>
     <w:pPr>
@@ -4411,11 +3930,11 @@
       <w:sz w:val="22"/>
     </w:rPr>
   </w:style>
-  <w:style w:type="paragraph" w:styleId="Heading7">
+  <w:style w:type="paragraph" w:styleId="Titlu7">
     <w:name w:val="heading 7"/>
     <w:basedOn w:val="Normal"/>
     <w:next w:val="Normal"/>
-    <w:link w:val="Heading7Char"/>
+    <w:link w:val="Titlu7Caracter"/>
     <w:qFormat/>
     <w:rsid w:val="009A036F"/>
     <w:pPr>
@@ -4427,11 +3946,11 @@
       <w:outlineLvl w:val="6"/>
     </w:pPr>
   </w:style>
-  <w:style w:type="paragraph" w:styleId="Heading8">
+  <w:style w:type="paragraph" w:styleId="Titlu8">
     <w:name w:val="heading 8"/>
     <w:basedOn w:val="Normal"/>
     <w:next w:val="Normal"/>
-    <w:link w:val="Heading8Char"/>
+    <w:link w:val="Titlu8Caracter"/>
     <w:qFormat/>
     <w:rsid w:val="009A036F"/>
     <w:pPr>
@@ -4446,11 +3965,11 @@
       <w:i/>
     </w:rPr>
   </w:style>
-  <w:style w:type="paragraph" w:styleId="Heading9">
+  <w:style w:type="paragraph" w:styleId="Titlu9">
     <w:name w:val="heading 9"/>
     <w:basedOn w:val="Normal"/>
     <w:next w:val="Normal"/>
-    <w:link w:val="Heading9Char"/>
+    <w:link w:val="Titlu9Caracter"/>
     <w:qFormat/>
     <w:rsid w:val="009A036F"/>
     <w:pPr>
@@ -4467,13 +3986,12 @@
       <w:sz w:val="18"/>
     </w:rPr>
   </w:style>
-  <w:style w:type="character" w:default="1" w:styleId="DefaultParagraphFont">
+  <w:style w:type="character" w:default="1" w:styleId="Fontdeparagrafimplicit">
     <w:name w:val="Default Paragraph Font"/>
     <w:uiPriority w:val="1"/>
-    <w:semiHidden/>
     <w:unhideWhenUsed/>
   </w:style>
-  <w:style w:type="table" w:default="1" w:styleId="TableNormal">
+  <w:style w:type="table" w:default="1" w:styleId="TabelNormal">
     <w:name w:val="Normal Table"/>
     <w:uiPriority w:val="99"/>
     <w:semiHidden/>
@@ -4488,16 +4006,16 @@
       </w:tblCellMar>
     </w:tblPr>
   </w:style>
-  <w:style w:type="numbering" w:default="1" w:styleId="NoList">
+  <w:style w:type="numbering" w:default="1" w:styleId="FrListare">
     <w:name w:val="No List"/>
     <w:uiPriority w:val="99"/>
     <w:semiHidden/>
     <w:unhideWhenUsed/>
   </w:style>
-  <w:style w:type="character" w:customStyle="1" w:styleId="Heading1Char">
-    <w:name w:val="Heading 1 Char"/>
-    <w:basedOn w:val="DefaultParagraphFont"/>
-    <w:link w:val="Heading1"/>
+  <w:style w:type="character" w:customStyle="1" w:styleId="Titlu1Caracter">
+    <w:name w:val="Titlu 1 Caracter"/>
+    <w:basedOn w:val="Fontdeparagrafimplicit"/>
+    <w:link w:val="Titlu1"/>
     <w:rsid w:val="009A036F"/>
     <w:rPr>
       <w:rFonts w:ascii="Arial" w:eastAsia="Times New Roman" w:hAnsi="Arial" w:cs="Times New Roman"/>
@@ -4506,10 +4024,10 @@
       <w:szCs w:val="20"/>
     </w:rPr>
   </w:style>
-  <w:style w:type="character" w:customStyle="1" w:styleId="Heading2Char">
-    <w:name w:val="Heading 2 Char"/>
-    <w:basedOn w:val="DefaultParagraphFont"/>
-    <w:link w:val="Heading2"/>
+  <w:style w:type="character" w:customStyle="1" w:styleId="Titlu2Caracter">
+    <w:name w:val="Titlu 2 Caracter"/>
+    <w:basedOn w:val="Fontdeparagrafimplicit"/>
+    <w:link w:val="Titlu2"/>
     <w:rsid w:val="009A036F"/>
     <w:rPr>
       <w:rFonts w:ascii="Arial" w:eastAsia="Times New Roman" w:hAnsi="Arial" w:cs="Times New Roman"/>
@@ -4518,10 +4036,10 @@
       <w:szCs w:val="20"/>
     </w:rPr>
   </w:style>
-  <w:style w:type="character" w:customStyle="1" w:styleId="Heading3Char">
-    <w:name w:val="Heading 3 Char"/>
-    <w:basedOn w:val="DefaultParagraphFont"/>
-    <w:link w:val="Heading3"/>
+  <w:style w:type="character" w:customStyle="1" w:styleId="Titlu3Caracter">
+    <w:name w:val="Titlu 3 Caracter"/>
+    <w:basedOn w:val="Fontdeparagrafimplicit"/>
+    <w:link w:val="Titlu3"/>
     <w:rsid w:val="009A036F"/>
     <w:rPr>
       <w:rFonts w:ascii="Arial" w:eastAsia="Times New Roman" w:hAnsi="Arial" w:cs="Times New Roman"/>
@@ -4530,10 +4048,10 @@
       <w:szCs w:val="20"/>
     </w:rPr>
   </w:style>
-  <w:style w:type="character" w:customStyle="1" w:styleId="Heading4Char">
-    <w:name w:val="Heading 4 Char"/>
-    <w:basedOn w:val="DefaultParagraphFont"/>
-    <w:link w:val="Heading4"/>
+  <w:style w:type="character" w:customStyle="1" w:styleId="Titlu4Caracter">
+    <w:name w:val="Titlu 4 Caracter"/>
+    <w:basedOn w:val="Fontdeparagrafimplicit"/>
+    <w:link w:val="Titlu4"/>
     <w:rsid w:val="009A036F"/>
     <w:rPr>
       <w:rFonts w:ascii="Arial" w:eastAsia="Times New Roman" w:hAnsi="Arial" w:cs="Times New Roman"/>
@@ -4541,20 +4059,20 @@
       <w:szCs w:val="20"/>
     </w:rPr>
   </w:style>
-  <w:style w:type="character" w:customStyle="1" w:styleId="Heading5Char">
-    <w:name w:val="Heading 5 Char"/>
-    <w:basedOn w:val="DefaultParagraphFont"/>
-    <w:link w:val="Heading5"/>
+  <w:style w:type="character" w:customStyle="1" w:styleId="Titlu5Caracter">
+    <w:name w:val="Titlu 5 Caracter"/>
+    <w:basedOn w:val="Fontdeparagrafimplicit"/>
+    <w:link w:val="Titlu5"/>
     <w:rsid w:val="009A036F"/>
     <w:rPr>
       <w:rFonts w:ascii="Times New Roman" w:eastAsia="Times New Roman" w:hAnsi="Times New Roman" w:cs="Times New Roman"/>
       <w:szCs w:val="20"/>
     </w:rPr>
   </w:style>
-  <w:style w:type="character" w:customStyle="1" w:styleId="Heading6Char">
-    <w:name w:val="Heading 6 Char"/>
-    <w:basedOn w:val="DefaultParagraphFont"/>
-    <w:link w:val="Heading6"/>
+  <w:style w:type="character" w:customStyle="1" w:styleId="Titlu6Caracter">
+    <w:name w:val="Titlu 6 Caracter"/>
+    <w:basedOn w:val="Fontdeparagrafimplicit"/>
+    <w:link w:val="Titlu6"/>
     <w:rsid w:val="009A036F"/>
     <w:rPr>
       <w:rFonts w:ascii="Times New Roman" w:eastAsia="Times New Roman" w:hAnsi="Times New Roman" w:cs="Times New Roman"/>
@@ -4562,10 +4080,10 @@
       <w:szCs w:val="20"/>
     </w:rPr>
   </w:style>
-  <w:style w:type="character" w:customStyle="1" w:styleId="Heading7Char">
-    <w:name w:val="Heading 7 Char"/>
-    <w:basedOn w:val="DefaultParagraphFont"/>
-    <w:link w:val="Heading7"/>
+  <w:style w:type="character" w:customStyle="1" w:styleId="Titlu7Caracter">
+    <w:name w:val="Titlu 7 Caracter"/>
+    <w:basedOn w:val="Fontdeparagrafimplicit"/>
+    <w:link w:val="Titlu7"/>
     <w:rsid w:val="009A036F"/>
     <w:rPr>
       <w:rFonts w:ascii="Times New Roman" w:eastAsia="Times New Roman" w:hAnsi="Times New Roman" w:cs="Times New Roman"/>
@@ -4573,10 +4091,10 @@
       <w:szCs w:val="20"/>
     </w:rPr>
   </w:style>
-  <w:style w:type="character" w:customStyle="1" w:styleId="Heading8Char">
-    <w:name w:val="Heading 8 Char"/>
-    <w:basedOn w:val="DefaultParagraphFont"/>
-    <w:link w:val="Heading8"/>
+  <w:style w:type="character" w:customStyle="1" w:styleId="Titlu8Caracter">
+    <w:name w:val="Titlu 8 Caracter"/>
+    <w:basedOn w:val="Fontdeparagrafimplicit"/>
+    <w:link w:val="Titlu8"/>
     <w:rsid w:val="009A036F"/>
     <w:rPr>
       <w:rFonts w:ascii="Times New Roman" w:eastAsia="Times New Roman" w:hAnsi="Times New Roman" w:cs="Times New Roman"/>
@@ -4585,10 +4103,10 @@
       <w:szCs w:val="20"/>
     </w:rPr>
   </w:style>
-  <w:style w:type="character" w:customStyle="1" w:styleId="Heading9Char">
-    <w:name w:val="Heading 9 Char"/>
-    <w:basedOn w:val="DefaultParagraphFont"/>
-    <w:link w:val="Heading9"/>
+  <w:style w:type="character" w:customStyle="1" w:styleId="Titlu9Caracter">
+    <w:name w:val="Titlu 9 Caracter"/>
+    <w:basedOn w:val="Fontdeparagrafimplicit"/>
+    <w:link w:val="Titlu9"/>
     <w:rsid w:val="009A036F"/>
     <w:rPr>
       <w:rFonts w:ascii="Times New Roman" w:eastAsia="Times New Roman" w:hAnsi="Times New Roman" w:cs="Times New Roman"/>
@@ -4598,11 +4116,11 @@
       <w:szCs w:val="20"/>
     </w:rPr>
   </w:style>
-  <w:style w:type="paragraph" w:styleId="Title">
+  <w:style w:type="paragraph" w:styleId="Titlu">
     <w:name w:val="Title"/>
     <w:basedOn w:val="Normal"/>
     <w:next w:val="Normal"/>
-    <w:link w:val="TitleChar"/>
+    <w:link w:val="TitluCaracter"/>
     <w:qFormat/>
     <w:rsid w:val="009A036F"/>
     <w:pPr>
@@ -4615,10 +4133,10 @@
       <w:sz w:val="36"/>
     </w:rPr>
   </w:style>
-  <w:style w:type="character" w:customStyle="1" w:styleId="TitleChar">
-    <w:name w:val="Title Char"/>
-    <w:basedOn w:val="DefaultParagraphFont"/>
-    <w:link w:val="Title"/>
+  <w:style w:type="character" w:customStyle="1" w:styleId="TitluCaracter">
+    <w:name w:val="Titlu Caracter"/>
+    <w:basedOn w:val="Fontdeparagrafimplicit"/>
+    <w:link w:val="Titlu"/>
     <w:rsid w:val="009A036F"/>
     <w:rPr>
       <w:rFonts w:ascii="Arial" w:eastAsia="Times New Roman" w:hAnsi="Arial" w:cs="Times New Roman"/>
@@ -4627,7 +4145,7 @@
       <w:szCs w:val="20"/>
     </w:rPr>
   </w:style>
-  <w:style w:type="paragraph" w:styleId="TOC1">
+  <w:style w:type="paragraph" w:styleId="Cuprins1">
     <w:name w:val="toc 1"/>
     <w:basedOn w:val="Normal"/>
     <w:next w:val="Normal"/>
@@ -4641,7 +4159,7 @@
       <w:ind w:right="720"/>
     </w:pPr>
   </w:style>
-  <w:style w:type="paragraph" w:styleId="TOC2">
+  <w:style w:type="paragraph" w:styleId="Cuprins2">
     <w:name w:val="toc 2"/>
     <w:basedOn w:val="Normal"/>
     <w:next w:val="Normal"/>
@@ -4654,10 +4172,10 @@
       <w:ind w:left="432" w:right="720"/>
     </w:pPr>
   </w:style>
-  <w:style w:type="paragraph" w:styleId="Header">
+  <w:style w:type="paragraph" w:styleId="Antet">
     <w:name w:val="header"/>
     <w:basedOn w:val="Normal"/>
-    <w:link w:val="HeaderChar"/>
+    <w:link w:val="AntetCaracter"/>
     <w:semiHidden/>
     <w:rsid w:val="009A036F"/>
     <w:pPr>
@@ -4667,10 +4185,10 @@
       </w:tabs>
     </w:pPr>
   </w:style>
-  <w:style w:type="character" w:customStyle="1" w:styleId="HeaderChar">
-    <w:name w:val="Header Char"/>
-    <w:basedOn w:val="DefaultParagraphFont"/>
-    <w:link w:val="Header"/>
+  <w:style w:type="character" w:customStyle="1" w:styleId="AntetCaracter">
+    <w:name w:val="Antet Caracter"/>
+    <w:basedOn w:val="Fontdeparagrafimplicit"/>
+    <w:link w:val="Antet"/>
     <w:semiHidden/>
     <w:rsid w:val="009A036F"/>
     <w:rPr>
@@ -4679,10 +4197,10 @@
       <w:szCs w:val="20"/>
     </w:rPr>
   </w:style>
-  <w:style w:type="paragraph" w:styleId="Footer">
+  <w:style w:type="paragraph" w:styleId="Subsol">
     <w:name w:val="footer"/>
     <w:basedOn w:val="Normal"/>
-    <w:link w:val="FooterChar"/>
+    <w:link w:val="SubsolCaracter"/>
     <w:semiHidden/>
     <w:rsid w:val="009A036F"/>
     <w:pPr>
@@ -4692,10 +4210,10 @@
       </w:tabs>
     </w:pPr>
   </w:style>
-  <w:style w:type="character" w:customStyle="1" w:styleId="FooterChar">
-    <w:name w:val="Footer Char"/>
-    <w:basedOn w:val="DefaultParagraphFont"/>
-    <w:link w:val="Footer"/>
+  <w:style w:type="character" w:customStyle="1" w:styleId="SubsolCaracter">
+    <w:name w:val="Subsol Caracter"/>
+    <w:basedOn w:val="Fontdeparagrafimplicit"/>
+    <w:link w:val="Subsol"/>
     <w:semiHidden/>
     <w:rsid w:val="009A036F"/>
     <w:rPr>
@@ -4704,9 +4222,9 @@
       <w:szCs w:val="20"/>
     </w:rPr>
   </w:style>
-  <w:style w:type="character" w:styleId="PageNumber">
+  <w:style w:type="character" w:styleId="Numrdepagin">
     <w:name w:val="page number"/>
-    <w:basedOn w:val="DefaultParagraphFont"/>
+    <w:basedOn w:val="Fontdeparagrafimplicit"/>
     <w:semiHidden/>
     <w:rsid w:val="009A036F"/>
   </w:style>
@@ -4722,7 +4240,7 @@
   <w:style w:type="paragraph" w:customStyle="1" w:styleId="InfoBlue">
     <w:name w:val="InfoBlue"/>
     <w:basedOn w:val="Normal"/>
-    <w:next w:val="BodyText"/>
+    <w:next w:val="Corptext"/>
     <w:autoRedefine/>
     <w:rsid w:val="009A036F"/>
     <w:pPr>
@@ -4734,19 +4252,19 @@
       <w:color w:val="943634" w:themeColor="accent2" w:themeShade="BF"/>
     </w:rPr>
   </w:style>
-  <w:style w:type="character" w:styleId="Strong">
+  <w:style w:type="character" w:styleId="Robust">
     <w:name w:val="Strong"/>
-    <w:basedOn w:val="DefaultParagraphFont"/>
+    <w:basedOn w:val="Fontdeparagrafimplicit"/>
     <w:qFormat/>
     <w:rsid w:val="009A036F"/>
     <w:rPr>
       <w:b/>
     </w:rPr>
   </w:style>
-  <w:style w:type="paragraph" w:styleId="BodyText">
+  <w:style w:type="paragraph" w:styleId="Corptext">
     <w:name w:val="Body Text"/>
     <w:basedOn w:val="Normal"/>
-    <w:link w:val="BodyTextChar"/>
+    <w:link w:val="CorptextCaracter"/>
     <w:uiPriority w:val="99"/>
     <w:semiHidden/>
     <w:unhideWhenUsed/>
@@ -4755,10 +4273,10 @@
       <w:spacing w:after="120"/>
     </w:pPr>
   </w:style>
-  <w:style w:type="character" w:customStyle="1" w:styleId="BodyTextChar">
-    <w:name w:val="Body Text Char"/>
-    <w:basedOn w:val="DefaultParagraphFont"/>
-    <w:link w:val="BodyText"/>
+  <w:style w:type="character" w:customStyle="1" w:styleId="CorptextCaracter">
+    <w:name w:val="Corp text Caracter"/>
+    <w:basedOn w:val="Fontdeparagrafimplicit"/>
+    <w:link w:val="Corptext"/>
     <w:uiPriority w:val="99"/>
     <w:semiHidden/>
     <w:rsid w:val="009A036F"/>
@@ -4768,10 +4286,10 @@
       <w:szCs w:val="20"/>
     </w:rPr>
   </w:style>
-  <w:style w:type="paragraph" w:styleId="BalloonText">
+  <w:style w:type="paragraph" w:styleId="TextnBalon">
     <w:name w:val="Balloon Text"/>
     <w:basedOn w:val="Normal"/>
-    <w:link w:val="BalloonTextChar"/>
+    <w:link w:val="TextnBalonCaracter"/>
     <w:uiPriority w:val="99"/>
     <w:semiHidden/>
     <w:unhideWhenUsed/>
@@ -4785,10 +4303,10 @@
       <w:szCs w:val="16"/>
     </w:rPr>
   </w:style>
-  <w:style w:type="character" w:customStyle="1" w:styleId="BalloonTextChar">
-    <w:name w:val="Balloon Text Char"/>
-    <w:basedOn w:val="DefaultParagraphFont"/>
-    <w:link w:val="BalloonText"/>
+  <w:style w:type="character" w:customStyle="1" w:styleId="TextnBalonCaracter">
+    <w:name w:val="Text în Balon Caracter"/>
+    <w:basedOn w:val="Fontdeparagrafimplicit"/>
+    <w:link w:val="TextnBalon"/>
     <w:uiPriority w:val="99"/>
     <w:semiHidden/>
     <w:rsid w:val="009A036F"/>
@@ -4798,7 +4316,7 @@
       <w:szCs w:val="16"/>
     </w:rPr>
   </w:style>
-  <w:style w:type="paragraph" w:styleId="TOC3">
+  <w:style w:type="paragraph" w:styleId="Cuprins3">
     <w:name w:val="toc 3"/>
     <w:basedOn w:val="Normal"/>
     <w:next w:val="Normal"/>
@@ -4828,7 +4346,7 @@
       <w:lang w:eastAsia="en-GB"/>
     </w:rPr>
   </w:style>
-  <w:style w:type="paragraph" w:styleId="ListParagraph">
+  <w:style w:type="paragraph" w:styleId="Listparagraf">
     <w:name w:val="List Paragraph"/>
     <w:basedOn w:val="Normal"/>
     <w:uiPriority w:val="34"/>
@@ -4841,7 +4359,7 @@
   </w:style>
   <w:style w:type="character" w:styleId="Hyperlink">
     <w:name w:val="Hyperlink"/>
-    <w:basedOn w:val="DefaultParagraphFont"/>
+    <w:basedOn w:val="Fontdeparagrafimplicit"/>
     <w:uiPriority w:val="99"/>
     <w:unhideWhenUsed/>
     <w:rsid w:val="00B76CA3"/>
@@ -4850,9 +4368,9 @@
       <w:u w:val="single"/>
     </w:rPr>
   </w:style>
-  <w:style w:type="character" w:styleId="UnresolvedMention">
+  <w:style w:type="character" w:styleId="MeniuneNerezolvat">
     <w:name w:val="Unresolved Mention"/>
-    <w:basedOn w:val="DefaultParagraphFont"/>
+    <w:basedOn w:val="Fontdeparagrafimplicit"/>
     <w:uiPriority w:val="99"/>
     <w:semiHidden/>
     <w:unhideWhenUsed/>
@@ -4862,9 +4380,9 @@
       <w:shd w:val="clear" w:color="auto" w:fill="E1DFDD"/>
     </w:rPr>
   </w:style>
-  <w:style w:type="paragraph" w:styleId="TOCHeading">
+  <w:style w:type="paragraph" w:styleId="Titlucuprins">
     <w:name w:val="TOC Heading"/>
-    <w:basedOn w:val="Heading1"/>
+    <w:basedOn w:val="Titlu1"/>
     <w:next w:val="Normal"/>
     <w:uiPriority w:val="39"/>
     <w:unhideWhenUsed/>
@@ -5178,19 +4696,24 @@
 </file>
 
 <file path=customXml/item2.xml><?xml version="1.0" encoding="utf-8"?>
-<ct:contentTypeSchema xmlns:ct="http://schemas.microsoft.com/office/2006/metadata/contentType" xmlns:ma="http://schemas.microsoft.com/office/2006/metadata/properties/metaAttributes" ct:_="" ma:_="" ma:contentTypeName="Document" ma:contentTypeID="0x0101009C99389E71AE2D41997858D7A1D7E04B" ma:contentTypeVersion="4" ma:contentTypeDescription="Create a new document." ma:contentTypeScope="" ma:versionID="28bb1154526d0f54ed260912438a4f15">
-  <xsd:schema xmlns:xsd="http://www.w3.org/2001/XMLSchema" xmlns:xs="http://www.w3.org/2001/XMLSchema" xmlns:p="http://schemas.microsoft.com/office/2006/metadata/properties" xmlns:ns2="b60a944c-10a6-43a0-bed8-e33671bcf8f4" targetNamespace="http://schemas.microsoft.com/office/2006/metadata/properties" ma:root="true" ma:fieldsID="d4409fdae0b3ee7081ce51a0dff0ddf2" ns2:_="">
-    <xsd:import namespace="b60a944c-10a6-43a0-bed8-e33671bcf8f4"/>
+<ct:contentTypeSchema xmlns:ct="http://schemas.microsoft.com/office/2006/metadata/contentType" xmlns:ma="http://schemas.microsoft.com/office/2006/metadata/properties/metaAttributes" ct:_="" ma:_="" ma:contentTypeName="Document" ma:contentTypeID="0x0101006FDE5073C746D8429D534402EDF0BF1E" ma:contentTypeVersion="8" ma:contentTypeDescription="Create a new document." ma:contentTypeScope="" ma:versionID="d8f8a53633cc68d05b9da062625862b0">
+  <xsd:schema xmlns:xsd="http://www.w3.org/2001/XMLSchema" xmlns:xs="http://www.w3.org/2001/XMLSchema" xmlns:p="http://schemas.microsoft.com/office/2006/metadata/properties" xmlns:ns3="8e909b19-90b1-40a7-9b0f-830d0dc1a21e" xmlns:ns4="0260befb-61d4-4786-99b5-03ba3a420e58" targetNamespace="http://schemas.microsoft.com/office/2006/metadata/properties" ma:root="true" ma:fieldsID="3845c3d03b07b254b932dd9d8b438328" ns3:_="" ns4:_="">
+    <xsd:import namespace="8e909b19-90b1-40a7-9b0f-830d0dc1a21e"/>
+    <xsd:import namespace="0260befb-61d4-4786-99b5-03ba3a420e58"/>
     <xsd:element name="properties">
       <xsd:complexType>
         <xsd:sequence>
           <xsd:element name="documentManagement">
             <xsd:complexType>
               <xsd:all>
-                <xsd:element ref="ns2:MediaServiceMetadata" minOccurs="0"/>
-                <xsd:element ref="ns2:MediaServiceFastMetadata" minOccurs="0"/>
-                <xsd:element ref="ns2:MediaServiceSearchProperties" minOccurs="0"/>
-                <xsd:element ref="ns2:MediaServiceObjectDetectorVersions" minOccurs="0"/>
+                <xsd:element ref="ns3:MediaServiceMetadata" minOccurs="0"/>
+                <xsd:element ref="ns3:MediaServiceFastMetadata" minOccurs="0"/>
+                <xsd:element ref="ns3:MediaServiceObjectDetectorVersions" minOccurs="0"/>
+                <xsd:element ref="ns3:MediaServiceSearchProperties" minOccurs="0"/>
+                <xsd:element ref="ns3:_activity" minOccurs="0"/>
+                <xsd:element ref="ns4:SharedWithUsers" minOccurs="0"/>
+                <xsd:element ref="ns4:SharedWithDetails" minOccurs="0"/>
+                <xsd:element ref="ns4:SharingHintHash" minOccurs="0"/>
               </xsd:all>
             </xsd:complexType>
           </xsd:element>
@@ -5198,7 +4721,7 @@
       </xsd:complexType>
     </xsd:element>
   </xsd:schema>
-  <xsd:schema xmlns:xsd="http://www.w3.org/2001/XMLSchema" xmlns:xs="http://www.w3.org/2001/XMLSchema" xmlns:dms="http://schemas.microsoft.com/office/2006/documentManagement/types" xmlns:pc="http://schemas.microsoft.com/office/infopath/2007/PartnerControls" targetNamespace="b60a944c-10a6-43a0-bed8-e33671bcf8f4" elementFormDefault="qualified">
+  <xsd:schema xmlns:xsd="http://www.w3.org/2001/XMLSchema" xmlns:xs="http://www.w3.org/2001/XMLSchema" xmlns:dms="http://schemas.microsoft.com/office/2006/documentManagement/types" xmlns:pc="http://schemas.microsoft.com/office/infopath/2007/PartnerControls" targetNamespace="8e909b19-90b1-40a7-9b0f-830d0dc1a21e" elementFormDefault="qualified">
     <xsd:import namespace="http://schemas.microsoft.com/office/2006/documentManagement/types"/>
     <xsd:import namespace="http://schemas.microsoft.com/office/infopath/2007/PartnerControls"/>
     <xsd:element name="MediaServiceMetadata" ma:index="8" nillable="true" ma:displayName="MediaServiceMetadata" ma:hidden="true" ma:internalName="MediaServiceMetadata" ma:readOnly="true">
@@ -5211,12 +4734,52 @@
         <xsd:restriction base="dms:Note"/>
       </xsd:simpleType>
     </xsd:element>
-    <xsd:element name="MediaServiceSearchProperties" ma:index="10" nillable="true" ma:displayName="MediaServiceSearchProperties" ma:hidden="true" ma:internalName="MediaServiceSearchProperties" ma:readOnly="true">
+    <xsd:element name="MediaServiceObjectDetectorVersions" ma:index="10" nillable="true" ma:displayName="MediaServiceObjectDetectorVersions" ma:hidden="true" ma:indexed="true" ma:internalName="MediaServiceObjectDetectorVersions" ma:readOnly="true">
+      <xsd:simpleType>
+        <xsd:restriction base="dms:Text"/>
+      </xsd:simpleType>
+    </xsd:element>
+    <xsd:element name="MediaServiceSearchProperties" ma:index="11" nillable="true" ma:displayName="MediaServiceSearchProperties" ma:hidden="true" ma:internalName="MediaServiceSearchProperties" ma:readOnly="true">
       <xsd:simpleType>
         <xsd:restriction base="dms:Note"/>
       </xsd:simpleType>
     </xsd:element>
-    <xsd:element name="MediaServiceObjectDetectorVersions" ma:index="11" nillable="true" ma:displayName="MediaServiceObjectDetectorVersions" ma:hidden="true" ma:indexed="true" ma:internalName="MediaServiceObjectDetectorVersions" ma:readOnly="true">
+    <xsd:element name="_activity" ma:index="12" nillable="true" ma:displayName="_activity" ma:hidden="true" ma:internalName="_activity">
+      <xsd:simpleType>
+        <xsd:restriction base="dms:Note"/>
+      </xsd:simpleType>
+    </xsd:element>
+  </xsd:schema>
+  <xsd:schema xmlns:xsd="http://www.w3.org/2001/XMLSchema" xmlns:xs="http://www.w3.org/2001/XMLSchema" xmlns:dms="http://schemas.microsoft.com/office/2006/documentManagement/types" xmlns:pc="http://schemas.microsoft.com/office/infopath/2007/PartnerControls" targetNamespace="0260befb-61d4-4786-99b5-03ba3a420e58" elementFormDefault="qualified">
+    <xsd:import namespace="http://schemas.microsoft.com/office/2006/documentManagement/types"/>
+    <xsd:import namespace="http://schemas.microsoft.com/office/infopath/2007/PartnerControls"/>
+    <xsd:element name="SharedWithUsers" ma:index="13" nillable="true" ma:displayName="Shared With" ma:internalName="SharedWithUsers" ma:readOnly="true">
+      <xsd:complexType>
+        <xsd:complexContent>
+          <xsd:extension base="dms:UserMulti">
+            <xsd:sequence>
+              <xsd:element name="UserInfo" minOccurs="0" maxOccurs="unbounded">
+                <xsd:complexType>
+                  <xsd:sequence>
+                    <xsd:element name="DisplayName" type="xsd:string" minOccurs="0"/>
+                    <xsd:element name="AccountId" type="dms:UserId" minOccurs="0" nillable="true"/>
+                    <xsd:element name="AccountType" type="xsd:string" minOccurs="0"/>
+                  </xsd:sequence>
+                </xsd:complexType>
+              </xsd:element>
+            </xsd:sequence>
+          </xsd:extension>
+        </xsd:complexContent>
+      </xsd:complexType>
+    </xsd:element>
+    <xsd:element name="SharedWithDetails" ma:index="14" nillable="true" ma:displayName="Shared With Details" ma:internalName="SharedWithDetails" ma:readOnly="true">
+      <xsd:simpleType>
+        <xsd:restriction base="dms:Note">
+          <xsd:maxLength value="255"/>
+        </xsd:restriction>
+      </xsd:simpleType>
+    </xsd:element>
+    <xsd:element name="SharingHintHash" ma:index="15" nillable="true" ma:displayName="Sharing Hint Hash" ma:hidden="true" ma:internalName="SharingHintHash" ma:readOnly="true">
       <xsd:simpleType>
         <xsd:restriction base="dms:Text"/>
       </xsd:simpleType>
@@ -5332,7 +4895,9 @@
 
 <file path=customXml/item4.xml><?xml version="1.0" encoding="utf-8"?>
 <p:properties xmlns:p="http://schemas.microsoft.com/office/2006/metadata/properties" xmlns:xsi="http://www.w3.org/2001/XMLSchema-instance" xmlns:pc="http://schemas.microsoft.com/office/infopath/2007/PartnerControls">
-  <documentManagement/>
+  <documentManagement>
+    <_activity xmlns="8e909b19-90b1-40a7-9b0f-830d0dc1a21e" xsi:nil="true"/>
+  </documentManagement>
 </p:properties>
 </file>
 
@@ -5345,13 +4910,38 @@
 </file>
 
 <file path=customXml/itemProps2.xml><?xml version="1.0" encoding="utf-8"?>
-<ds:datastoreItem xmlns:ds="http://schemas.openxmlformats.org/officeDocument/2006/customXml" ds:itemID="{AB40EC98-7888-405D-BD55-7B32FDBB2F73}"/>
+<ds:datastoreItem xmlns:ds="http://schemas.openxmlformats.org/officeDocument/2006/customXml" ds:itemID="{5C30687F-3F82-4137-BF06-F6D55E7CF16E}">
+  <ds:schemaRefs>
+    <ds:schemaRef ds:uri="http://schemas.microsoft.com/office/2006/metadata/contentType"/>
+    <ds:schemaRef ds:uri="http://schemas.microsoft.com/office/2006/metadata/properties/metaAttributes"/>
+    <ds:schemaRef ds:uri="http://www.w3.org/2001/XMLSchema"/>
+    <ds:schemaRef ds:uri="http://schemas.microsoft.com/office/2006/metadata/properties"/>
+    <ds:schemaRef ds:uri="8e909b19-90b1-40a7-9b0f-830d0dc1a21e"/>
+    <ds:schemaRef ds:uri="0260befb-61d4-4786-99b5-03ba3a420e58"/>
+    <ds:schemaRef ds:uri="http://schemas.microsoft.com/office/2006/documentManagement/types"/>
+    <ds:schemaRef ds:uri="http://schemas.microsoft.com/office/infopath/2007/PartnerControls"/>
+    <ds:schemaRef ds:uri="http://schemas.openxmlformats.org/package/2006/metadata/core-properties"/>
+    <ds:schemaRef ds:uri="http://purl.org/dc/elements/1.1/"/>
+    <ds:schemaRef ds:uri="http://purl.org/dc/terms/"/>
+    <ds:schemaRef ds:uri="http://schemas.microsoft.com/internal/obd"/>
+  </ds:schemaRefs>
+</ds:datastoreItem>
 </file>
 
 <file path=customXml/itemProps3.xml><?xml version="1.0" encoding="utf-8"?>
-<ds:datastoreItem xmlns:ds="http://schemas.openxmlformats.org/officeDocument/2006/customXml" ds:itemID="{BA84E146-E37D-4FE2-809E-D169F18BCE7B}"/>
+<ds:datastoreItem xmlns:ds="http://schemas.openxmlformats.org/officeDocument/2006/customXml" ds:itemID="{BA84E146-E37D-4FE2-809E-D169F18BCE7B}">
+  <ds:schemaRefs>
+    <ds:schemaRef ds:uri="http://schemas.microsoft.com/sharepoint/v3/contenttype/forms"/>
+  </ds:schemaRefs>
+</ds:datastoreItem>
 </file>
 
 <file path=customXml/itemProps4.xml><?xml version="1.0" encoding="utf-8"?>
-<ds:datastoreItem xmlns:ds="http://schemas.openxmlformats.org/officeDocument/2006/customXml" ds:itemID="{52AB4406-907E-4F61-BE7E-DE01997C8111}"/>
+<ds:datastoreItem xmlns:ds="http://schemas.openxmlformats.org/officeDocument/2006/customXml" ds:itemID="{52AB4406-907E-4F61-BE7E-DE01997C8111}">
+  <ds:schemaRefs>
+    <ds:schemaRef ds:uri="http://schemas.microsoft.com/office/2006/metadata/properties"/>
+    <ds:schemaRef ds:uri="http://schemas.microsoft.com/office/infopath/2007/PartnerControls"/>
+    <ds:schemaRef ds:uri="8e909b19-90b1-40a7-9b0f-830d0dc1a21e"/>
+  </ds:schemaRefs>
+</ds:datastoreItem>
 </file>
--- a/asgn1_documentation.docx
+++ b/asgn1_documentation.docx
@@ -1118,15 +1118,14 @@
       </w:pPr>
       <w:r>
         <w:rPr>
-          <w:noProof/>
           <w:sz w:val="24"/>
           <w:szCs w:val="24"/>
         </w:rPr>
         <w:drawing>
-          <wp:inline distT="0" distB="0" distL="0" distR="0" wp14:anchorId="37B6CF25" wp14:editId="7F172E3F">
-            <wp:extent cx="4867835" cy="3132889"/>
+          <wp:inline distT="0" distB="0" distL="0" distR="0" wp14:anchorId="713F3B6F" wp14:editId="635EE561">
+            <wp:extent cx="4447713" cy="3812394"/>
             <wp:effectExtent l="0" t="0" r="0" b="0"/>
-            <wp:docPr id="680154704" name="Imagine 1"/>
+            <wp:docPr id="538422215" name="Imagine 1"/>
             <wp:cNvGraphicFramePr>
               <a:graphicFrameLocks xmlns:a="http://schemas.openxmlformats.org/drawingml/2006/main" noChangeAspect="1"/>
             </wp:cNvGraphicFramePr>
@@ -1134,7 +1133,7 @@
               <a:graphicData uri="http://schemas.openxmlformats.org/drawingml/2006/picture">
                 <pic:pic xmlns:pic="http://schemas.openxmlformats.org/drawingml/2006/picture">
                   <pic:nvPicPr>
-                    <pic:cNvPr id="680154704" name=""/>
+                    <pic:cNvPr id="538422215" name=""/>
                     <pic:cNvPicPr/>
                   </pic:nvPicPr>
                   <pic:blipFill>
@@ -1146,7 +1145,7 @@
                   <pic:spPr>
                     <a:xfrm>
                       <a:off x="0" y="0"/>
-                      <a:ext cx="4868824" cy="3133526"/>
+                      <a:ext cx="4450359" cy="3814662"/>
                     </a:xfrm>
                     <a:prstGeom prst="rect">
                       <a:avLst/>
@@ -1174,6 +1173,7 @@
           <w:sz w:val="32"/>
           <w:szCs w:val="24"/>
         </w:rPr>
+        <w:lastRenderedPageBreak/>
         <w:t>System</w:t>
       </w:r>
       <w:r>
@@ -1423,7 +1423,6 @@
           <w:sz w:val="28"/>
           <w:szCs w:val="28"/>
         </w:rPr>
-        <w:lastRenderedPageBreak/>
         <w:t>Diagrams</w:t>
       </w:r>
     </w:p>
@@ -1517,10 +1516,10 @@
           <w:sz w:val="28"/>
         </w:rPr>
         <w:drawing>
-          <wp:inline distT="0" distB="0" distL="0" distR="0" wp14:anchorId="43979121" wp14:editId="435AC851">
-            <wp:extent cx="5943600" cy="4927600"/>
+          <wp:inline distT="0" distB="0" distL="0" distR="0" wp14:anchorId="7CCA8FD5" wp14:editId="31F2F1B6">
+            <wp:extent cx="5943600" cy="5029200"/>
             <wp:effectExtent l="0" t="0" r="0" b="0"/>
-            <wp:docPr id="731184353" name="Imagine 1"/>
+            <wp:docPr id="2021020613" name="Imagine 1"/>
             <wp:cNvGraphicFramePr>
               <a:graphicFrameLocks xmlns:a="http://schemas.openxmlformats.org/drawingml/2006/main" noChangeAspect="1"/>
             </wp:cNvGraphicFramePr>
@@ -1528,7 +1527,7 @@
               <a:graphicData uri="http://schemas.openxmlformats.org/drawingml/2006/picture">
                 <pic:pic xmlns:pic="http://schemas.openxmlformats.org/drawingml/2006/picture">
                   <pic:nvPicPr>
-                    <pic:cNvPr id="731184353" name=""/>
+                    <pic:cNvPr id="2021020613" name=""/>
                     <pic:cNvPicPr/>
                   </pic:nvPicPr>
                   <pic:blipFill>
@@ -1540,7 +1539,7 @@
                   <pic:spPr>
                     <a:xfrm>
                       <a:off x="0" y="0"/>
-                      <a:ext cx="5943600" cy="4927600"/>
+                      <a:ext cx="5943600" cy="5029200"/>
                     </a:xfrm>
                     <a:prstGeom prst="rect">
                       <a:avLst/>
@@ -1592,10 +1591,10 @@
       </w:pPr>
       <w:r>
         <w:drawing>
-          <wp:inline distT="0" distB="0" distL="0" distR="0" wp14:anchorId="28D8F6F3" wp14:editId="772C64DB">
-            <wp:extent cx="5943600" cy="1175385"/>
+          <wp:inline distT="0" distB="0" distL="0" distR="0" wp14:anchorId="3729E9EF" wp14:editId="4EB15390">
+            <wp:extent cx="5943600" cy="1202055"/>
             <wp:effectExtent l="0" t="0" r="0" b="0"/>
-            <wp:docPr id="332046630" name="Imagine 1"/>
+            <wp:docPr id="1645049347" name="Imagine 1"/>
             <wp:cNvGraphicFramePr>
               <a:graphicFrameLocks xmlns:a="http://schemas.openxmlformats.org/drawingml/2006/main" noChangeAspect="1"/>
             </wp:cNvGraphicFramePr>
@@ -1603,7 +1602,7 @@
               <a:graphicData uri="http://schemas.openxmlformats.org/drawingml/2006/picture">
                 <pic:pic xmlns:pic="http://schemas.openxmlformats.org/drawingml/2006/picture">
                   <pic:nvPicPr>
-                    <pic:cNvPr id="332046630" name=""/>
+                    <pic:cNvPr id="1645049347" name=""/>
                     <pic:cNvPicPr/>
                   </pic:nvPicPr>
                   <pic:blipFill>
@@ -1615,7 +1614,7 @@
                   <pic:spPr>
                     <a:xfrm>
                       <a:off x="0" y="0"/>
-                      <a:ext cx="5943600" cy="1175385"/>
+                      <a:ext cx="5943600" cy="1202055"/>
                     </a:xfrm>
                     <a:prstGeom prst="rect">
                       <a:avLst/>
@@ -1708,17 +1707,15 @@
       </w:pPr>
       <w:r>
         <w:rPr>
-          <w:noProof/>
           <w:sz w:val="24"/>
           <w:szCs w:val="24"/>
           <w:lang w:eastAsia="en-GB"/>
         </w:rPr>
-        <w:lastRenderedPageBreak/>
         <w:drawing>
-          <wp:inline distT="0" distB="0" distL="0" distR="0" wp14:anchorId="703302CD" wp14:editId="47D68F52">
-            <wp:extent cx="1864895" cy="3319441"/>
+          <wp:inline distT="0" distB="0" distL="0" distR="0" wp14:anchorId="5954B811" wp14:editId="1AFB30AA">
+            <wp:extent cx="1842116" cy="3944908"/>
             <wp:effectExtent l="0" t="0" r="0" b="0"/>
-            <wp:docPr id="560337587" name="Imagine 1"/>
+            <wp:docPr id="1730728331" name="Imagine 1"/>
             <wp:cNvGraphicFramePr>
               <a:graphicFrameLocks xmlns:a="http://schemas.openxmlformats.org/drawingml/2006/main" noChangeAspect="1"/>
             </wp:cNvGraphicFramePr>
@@ -1726,36 +1723,23 @@
               <a:graphicData uri="http://schemas.openxmlformats.org/drawingml/2006/picture">
                 <pic:pic xmlns:pic="http://schemas.openxmlformats.org/drawingml/2006/picture">
                   <pic:nvPicPr>
-                    <pic:cNvPr id="0" name="Picture 1"/>
-                    <pic:cNvPicPr>
-                      <a:picLocks noChangeAspect="1" noChangeArrowheads="1"/>
-                    </pic:cNvPicPr>
+                    <pic:cNvPr id="1730728331" name=""/>
+                    <pic:cNvPicPr/>
                   </pic:nvPicPr>
                   <pic:blipFill>
-                    <a:blip r:embed="rId17" cstate="print">
-                      <a:extLst>
-                        <a:ext uri="{28A0092B-C50C-407E-A947-70E740481C1C}">
-                          <a14:useLocalDpi xmlns:a14="http://schemas.microsoft.com/office/drawing/2010/main" val="0"/>
-                        </a:ext>
-                      </a:extLst>
-                    </a:blip>
-                    <a:srcRect/>
+                    <a:blip r:embed="rId17"/>
                     <a:stretch>
                       <a:fillRect/>
                     </a:stretch>
                   </pic:blipFill>
-                  <pic:spPr bwMode="auto">
+                  <pic:spPr>
                     <a:xfrm>
                       <a:off x="0" y="0"/>
-                      <a:ext cx="1869584" cy="3327788"/>
+                      <a:ext cx="1850772" cy="3963445"/>
                     </a:xfrm>
                     <a:prstGeom prst="rect">
                       <a:avLst/>
                     </a:prstGeom>
-                    <a:noFill/>
-                    <a:ln>
-                      <a:noFill/>
-                    </a:ln>
                   </pic:spPr>
                 </pic:pic>
               </a:graphicData>
@@ -3989,6 +3973,7 @@
   <w:style w:type="character" w:default="1" w:styleId="Fontdeparagrafimplicit">
     <w:name w:val="Default Paragraph Font"/>
     <w:uiPriority w:val="1"/>
+    <w:semiHidden/>
     <w:unhideWhenUsed/>
   </w:style>
   <w:style w:type="table" w:default="1" w:styleId="TabelNormal">
@@ -4696,6 +4681,23 @@
 </file>
 
 <file path=customXml/item2.xml><?xml version="1.0" encoding="utf-8"?>
+<p:properties xmlns:p="http://schemas.microsoft.com/office/2006/metadata/properties" xmlns:xsi="http://www.w3.org/2001/XMLSchema-instance" xmlns:pc="http://schemas.microsoft.com/office/infopath/2007/PartnerControls">
+  <documentManagement>
+    <_activity xmlns="8e909b19-90b1-40a7-9b0f-830d0dc1a21e" xsi:nil="true"/>
+  </documentManagement>
+</p:properties>
+</file>
+
+<file path=customXml/item3.xml><?xml version="1.0" encoding="utf-8"?>
+<?mso-contentType ?>
+<FormTemplates xmlns="http://schemas.microsoft.com/sharepoint/v3/contenttype/forms">
+  <Display>DocumentLibraryForm</Display>
+  <Edit>DocumentLibraryForm</Edit>
+  <New>DocumentLibraryForm</New>
+</FormTemplates>
+</file>
+
+<file path=customXml/item4.xml><?xml version="1.0" encoding="utf-8"?>
 <ct:contentTypeSchema xmlns:ct="http://schemas.microsoft.com/office/2006/metadata/contentType" xmlns:ma="http://schemas.microsoft.com/office/2006/metadata/properties/metaAttributes" ct:_="" ma:_="" ma:contentTypeName="Document" ma:contentTypeID="0x0101006FDE5073C746D8429D534402EDF0BF1E" ma:contentTypeVersion="8" ma:contentTypeDescription="Create a new document." ma:contentTypeScope="" ma:versionID="d8f8a53633cc68d05b9da062625862b0">
   <xsd:schema xmlns:xsd="http://www.w3.org/2001/XMLSchema" xmlns:xs="http://www.w3.org/2001/XMLSchema" xmlns:p="http://schemas.microsoft.com/office/2006/metadata/properties" xmlns:ns3="8e909b19-90b1-40a7-9b0f-830d0dc1a21e" xmlns:ns4="0260befb-61d4-4786-99b5-03ba3a420e58" targetNamespace="http://schemas.microsoft.com/office/2006/metadata/properties" ma:root="true" ma:fieldsID="3845c3d03b07b254b932dd9d8b438328" ns3:_="" ns4:_="">
     <xsd:import namespace="8e909b19-90b1-40a7-9b0f-830d0dc1a21e"/>
@@ -4884,23 +4886,6 @@
 </ct:contentTypeSchema>
 </file>
 
-<file path=customXml/item3.xml><?xml version="1.0" encoding="utf-8"?>
-<?mso-contentType ?>
-<FormTemplates xmlns="http://schemas.microsoft.com/sharepoint/v3/contenttype/forms">
-  <Display>DocumentLibraryForm</Display>
-  <Edit>DocumentLibraryForm</Edit>
-  <New>DocumentLibraryForm</New>
-</FormTemplates>
-</file>
-
-<file path=customXml/item4.xml><?xml version="1.0" encoding="utf-8"?>
-<p:properties xmlns:p="http://schemas.microsoft.com/office/2006/metadata/properties" xmlns:xsi="http://www.w3.org/2001/XMLSchema-instance" xmlns:pc="http://schemas.microsoft.com/office/infopath/2007/PartnerControls">
-  <documentManagement>
-    <_activity xmlns="8e909b19-90b1-40a7-9b0f-830d0dc1a21e" xsi:nil="true"/>
-  </documentManagement>
-</p:properties>
-</file>
-
 <file path=customXml/itemProps1.xml><?xml version="1.0" encoding="utf-8"?>
 <ds:datastoreItem xmlns:ds="http://schemas.openxmlformats.org/officeDocument/2006/customXml" ds:itemID="{4AF40743-8506-FF42-93DA-026F2CB4739F}">
   <ds:schemaRefs>
@@ -4910,6 +4895,24 @@
 </file>
 
 <file path=customXml/itemProps2.xml><?xml version="1.0" encoding="utf-8"?>
+<ds:datastoreItem xmlns:ds="http://schemas.openxmlformats.org/officeDocument/2006/customXml" ds:itemID="{52AB4406-907E-4F61-BE7E-DE01997C8111}">
+  <ds:schemaRefs>
+    <ds:schemaRef ds:uri="http://schemas.microsoft.com/office/2006/metadata/properties"/>
+    <ds:schemaRef ds:uri="http://schemas.microsoft.com/office/infopath/2007/PartnerControls"/>
+    <ds:schemaRef ds:uri="8e909b19-90b1-40a7-9b0f-830d0dc1a21e"/>
+  </ds:schemaRefs>
+</ds:datastoreItem>
+</file>
+
+<file path=customXml/itemProps3.xml><?xml version="1.0" encoding="utf-8"?>
+<ds:datastoreItem xmlns:ds="http://schemas.openxmlformats.org/officeDocument/2006/customXml" ds:itemID="{BA84E146-E37D-4FE2-809E-D169F18BCE7B}">
+  <ds:schemaRefs>
+    <ds:schemaRef ds:uri="http://schemas.microsoft.com/sharepoint/v3/contenttype/forms"/>
+  </ds:schemaRefs>
+</ds:datastoreItem>
+</file>
+
+<file path=customXml/itemProps4.xml><?xml version="1.0" encoding="utf-8"?>
 <ds:datastoreItem xmlns:ds="http://schemas.openxmlformats.org/officeDocument/2006/customXml" ds:itemID="{5C30687F-3F82-4137-BF06-F6D55E7CF16E}">
   <ds:schemaRefs>
     <ds:schemaRef ds:uri="http://schemas.microsoft.com/office/2006/metadata/contentType"/>
@@ -4926,22 +4929,4 @@
     <ds:schemaRef ds:uri="http://schemas.microsoft.com/internal/obd"/>
   </ds:schemaRefs>
 </ds:datastoreItem>
-</file>
-
-<file path=customXml/itemProps3.xml><?xml version="1.0" encoding="utf-8"?>
-<ds:datastoreItem xmlns:ds="http://schemas.openxmlformats.org/officeDocument/2006/customXml" ds:itemID="{BA84E146-E37D-4FE2-809E-D169F18BCE7B}">
-  <ds:schemaRefs>
-    <ds:schemaRef ds:uri="http://schemas.microsoft.com/sharepoint/v3/contenttype/forms"/>
-  </ds:schemaRefs>
-</ds:datastoreItem>
-</file>
-
-<file path=customXml/itemProps4.xml><?xml version="1.0" encoding="utf-8"?>
-<ds:datastoreItem xmlns:ds="http://schemas.openxmlformats.org/officeDocument/2006/customXml" ds:itemID="{52AB4406-907E-4F61-BE7E-DE01997C8111}">
-  <ds:schemaRefs>
-    <ds:schemaRef ds:uri="http://schemas.microsoft.com/office/2006/metadata/properties"/>
-    <ds:schemaRef ds:uri="http://schemas.microsoft.com/office/infopath/2007/PartnerControls"/>
-    <ds:schemaRef ds:uri="8e909b19-90b1-40a7-9b0f-830d0dc1a21e"/>
-  </ds:schemaRefs>
-</ds:datastoreItem>
 </file>
--- a/asgn1_documentation.docx
+++ b/asgn1_documentation.docx
@@ -10,14 +10,12 @@
           <w:rFonts w:ascii="Times New Roman" w:hAnsi="Times New Roman"/>
         </w:rPr>
       </w:pPr>
-      <w:proofErr w:type="spellStart"/>
       <w:r>
         <w:rPr>
           <w:rFonts w:ascii="Times New Roman" w:hAnsi="Times New Roman"/>
         </w:rPr>
         <w:t>LibFlow</w:t>
       </w:r>
-      <w:proofErr w:type="spellEnd"/>
     </w:p>
     <w:p>
       <w:pPr>
@@ -1050,41 +1048,23 @@
           <w:szCs w:val="24"/>
           <w:lang w:eastAsia="en-GB"/>
         </w:rPr>
-        <w:t xml:space="preserve">3. Use </w:t>
-      </w:r>
-      <w:proofErr w:type="gramStart"/>
-      <w:r>
+        <w:t xml:space="preserve">3. Use a layered architecture for better organization and separation of concerns. </w:t>
+      </w:r>
+    </w:p>
+    <w:p>
+      <w:pPr>
         <w:rPr>
           <w:sz w:val="24"/>
           <w:szCs w:val="24"/>
           <w:lang w:eastAsia="en-GB"/>
         </w:rPr>
-        <w:t>a layered</w:t>
-      </w:r>
-      <w:proofErr w:type="gramEnd"/>
+      </w:pPr>
       <w:r>
         <w:rPr>
           <w:sz w:val="24"/>
           <w:szCs w:val="24"/>
           <w:lang w:eastAsia="en-GB"/>
         </w:rPr>
-        <w:t xml:space="preserve"> architecture for better organization and separation of concerns. </w:t>
-      </w:r>
-    </w:p>
-    <w:p>
-      <w:pPr>
-        <w:rPr>
-          <w:sz w:val="24"/>
-          <w:szCs w:val="24"/>
-          <w:lang w:eastAsia="en-GB"/>
-        </w:rPr>
-      </w:pPr>
-      <w:r>
-        <w:rPr>
-          <w:sz w:val="24"/>
-          <w:szCs w:val="24"/>
-          <w:lang w:eastAsia="en-GB"/>
-        </w:rPr>
         <w:t>4. Use a database to store all the data.</w:t>
       </w:r>
     </w:p>
@@ -1122,10 +1102,10 @@
           <w:szCs w:val="24"/>
         </w:rPr>
         <w:drawing>
-          <wp:inline distT="0" distB="0" distL="0" distR="0" wp14:anchorId="713F3B6F" wp14:editId="635EE561">
-            <wp:extent cx="4447713" cy="3812394"/>
+          <wp:inline distT="0" distB="0" distL="0" distR="0" wp14:anchorId="2DC4E9F0" wp14:editId="6C915EAE">
+            <wp:extent cx="3873500" cy="3492771"/>
             <wp:effectExtent l="0" t="0" r="0" b="0"/>
-            <wp:docPr id="538422215" name="Imagine 1"/>
+            <wp:docPr id="1772765870" name="Imagine 1"/>
             <wp:cNvGraphicFramePr>
               <a:graphicFrameLocks xmlns:a="http://schemas.openxmlformats.org/drawingml/2006/main" noChangeAspect="1"/>
             </wp:cNvGraphicFramePr>
@@ -1133,7 +1113,7 @@
               <a:graphicData uri="http://schemas.openxmlformats.org/drawingml/2006/picture">
                 <pic:pic xmlns:pic="http://schemas.openxmlformats.org/drawingml/2006/picture">
                   <pic:nvPicPr>
-                    <pic:cNvPr id="538422215" name=""/>
+                    <pic:cNvPr id="1772765870" name=""/>
                     <pic:cNvPicPr/>
                   </pic:nvPicPr>
                   <pic:blipFill>
@@ -1145,7 +1125,7 @@
                   <pic:spPr>
                     <a:xfrm>
                       <a:off x="0" y="0"/>
-                      <a:ext cx="4450359" cy="3814662"/>
+                      <a:ext cx="3878823" cy="3497570"/>
                     </a:xfrm>
                     <a:prstGeom prst="rect">
                       <a:avLst/>
@@ -1516,10 +1496,10 @@
           <w:sz w:val="28"/>
         </w:rPr>
         <w:drawing>
-          <wp:inline distT="0" distB="0" distL="0" distR="0" wp14:anchorId="7CCA8FD5" wp14:editId="31F2F1B6">
-            <wp:extent cx="5943600" cy="5029200"/>
+          <wp:inline distT="0" distB="0" distL="0" distR="0" wp14:anchorId="1796C2E1" wp14:editId="4139EC14">
+            <wp:extent cx="5943600" cy="4793615"/>
             <wp:effectExtent l="0" t="0" r="0" b="0"/>
-            <wp:docPr id="2021020613" name="Imagine 1"/>
+            <wp:docPr id="1034616680" name="Imagine 1"/>
             <wp:cNvGraphicFramePr>
               <a:graphicFrameLocks xmlns:a="http://schemas.openxmlformats.org/drawingml/2006/main" noChangeAspect="1"/>
             </wp:cNvGraphicFramePr>
@@ -1527,7 +1507,7 @@
               <a:graphicData uri="http://schemas.openxmlformats.org/drawingml/2006/picture">
                 <pic:pic xmlns:pic="http://schemas.openxmlformats.org/drawingml/2006/picture">
                   <pic:nvPicPr>
-                    <pic:cNvPr id="2021020613" name=""/>
+                    <pic:cNvPr id="1034616680" name=""/>
                     <pic:cNvPicPr/>
                   </pic:nvPicPr>
                   <pic:blipFill>
@@ -1539,7 +1519,7 @@
                   <pic:spPr>
                     <a:xfrm>
                       <a:off x="0" y="0"/>
-                      <a:ext cx="5943600" cy="5029200"/>
+                      <a:ext cx="5943600" cy="4793615"/>
                     </a:xfrm>
                     <a:prstGeom prst="rect">
                       <a:avLst/>
@@ -1590,6 +1570,9 @@
         <w:spacing w:line="240" w:lineRule="auto"/>
       </w:pPr>
       <w:r>
+        <w:rPr>
+          <w:noProof/>
+        </w:rPr>
         <w:drawing>
           <wp:inline distT="0" distB="0" distL="0" distR="0" wp14:anchorId="3729E9EF" wp14:editId="4EB15390">
             <wp:extent cx="5943600" cy="1202055"/>
@@ -1653,16 +1636,11 @@
         <w:t>library management</w:t>
       </w:r>
       <w:r>
-        <w:t xml:space="preserve"> application consists of five primary entities structured to support </w:t>
-      </w:r>
-      <w:proofErr w:type="gramStart"/>
-      <w:r>
-        <w:t xml:space="preserve">user </w:t>
+        <w:t xml:space="preserve"> application consists of five primary entities structured to support user </w:t>
       </w:r>
       <w:r>
         <w:t>,book</w:t>
       </w:r>
-      <w:proofErr w:type="gramEnd"/>
       <w:r>
         <w:t xml:space="preserve"> and </w:t>
       </w:r>
@@ -1676,23 +1654,7 @@
         <w:t>management</w:t>
       </w:r>
       <w:r>
-        <w:t>. The relational schema utilizes primary keys (PK) for entity identification and foreign keys (FK) to establish One-to-Many (</w:t>
-      </w:r>
-      <w:proofErr w:type="gramStart"/>
-      <w:r>
-        <w:t>1:n</w:t>
-      </w:r>
-      <w:proofErr w:type="gramEnd"/>
-      <w:r>
-        <w:t>) and Many-to-Many (</w:t>
-      </w:r>
-      <w:proofErr w:type="spellStart"/>
-      <w:r>
-        <w:t>n:m</w:t>
-      </w:r>
-      <w:proofErr w:type="spellEnd"/>
-      <w:r>
-        <w:t>) relationships.</w:t>
+        <w:t>. The relational schema utilizes primary keys (PK) for entity identification and foreign keys (FK) to establish One-to-Many (1:n) and Many-to-Many (n:m) relationships.</w:t>
       </w:r>
     </w:p>
     <w:p/>
@@ -1707,10 +1669,12 @@
       </w:pPr>
       <w:r>
         <w:rPr>
+          <w:noProof/>
           <w:sz w:val="24"/>
           <w:szCs w:val="24"/>
           <w:lang w:eastAsia="en-GB"/>
         </w:rPr>
+        <w:lastRenderedPageBreak/>
         <w:drawing>
           <wp:inline distT="0" distB="0" distL="0" distR="0" wp14:anchorId="5954B811" wp14:editId="1AFB30AA">
             <wp:extent cx="1842116" cy="3944908"/>
@@ -4681,23 +4645,6 @@
 </file>
 
 <file path=customXml/item2.xml><?xml version="1.0" encoding="utf-8"?>
-<p:properties xmlns:p="http://schemas.microsoft.com/office/2006/metadata/properties" xmlns:xsi="http://www.w3.org/2001/XMLSchema-instance" xmlns:pc="http://schemas.microsoft.com/office/infopath/2007/PartnerControls">
-  <documentManagement>
-    <_activity xmlns="8e909b19-90b1-40a7-9b0f-830d0dc1a21e" xsi:nil="true"/>
-  </documentManagement>
-</p:properties>
-</file>
-
-<file path=customXml/item3.xml><?xml version="1.0" encoding="utf-8"?>
-<?mso-contentType ?>
-<FormTemplates xmlns="http://schemas.microsoft.com/sharepoint/v3/contenttype/forms">
-  <Display>DocumentLibraryForm</Display>
-  <Edit>DocumentLibraryForm</Edit>
-  <New>DocumentLibraryForm</New>
-</FormTemplates>
-</file>
-
-<file path=customXml/item4.xml><?xml version="1.0" encoding="utf-8"?>
 <ct:contentTypeSchema xmlns:ct="http://schemas.microsoft.com/office/2006/metadata/contentType" xmlns:ma="http://schemas.microsoft.com/office/2006/metadata/properties/metaAttributes" ct:_="" ma:_="" ma:contentTypeName="Document" ma:contentTypeID="0x0101006FDE5073C746D8429D534402EDF0BF1E" ma:contentTypeVersion="8" ma:contentTypeDescription="Create a new document." ma:contentTypeScope="" ma:versionID="d8f8a53633cc68d05b9da062625862b0">
   <xsd:schema xmlns:xsd="http://www.w3.org/2001/XMLSchema" xmlns:xs="http://www.w3.org/2001/XMLSchema" xmlns:p="http://schemas.microsoft.com/office/2006/metadata/properties" xmlns:ns3="8e909b19-90b1-40a7-9b0f-830d0dc1a21e" xmlns:ns4="0260befb-61d4-4786-99b5-03ba3a420e58" targetNamespace="http://schemas.microsoft.com/office/2006/metadata/properties" ma:root="true" ma:fieldsID="3845c3d03b07b254b932dd9d8b438328" ns3:_="" ns4:_="">
     <xsd:import namespace="8e909b19-90b1-40a7-9b0f-830d0dc1a21e"/>
@@ -4886,6 +4833,23 @@
 </ct:contentTypeSchema>
 </file>
 
+<file path=customXml/item3.xml><?xml version="1.0" encoding="utf-8"?>
+<?mso-contentType ?>
+<FormTemplates xmlns="http://schemas.microsoft.com/sharepoint/v3/contenttype/forms">
+  <Display>DocumentLibraryForm</Display>
+  <Edit>DocumentLibraryForm</Edit>
+  <New>DocumentLibraryForm</New>
+</FormTemplates>
+</file>
+
+<file path=customXml/item4.xml><?xml version="1.0" encoding="utf-8"?>
+<p:properties xmlns:p="http://schemas.microsoft.com/office/2006/metadata/properties" xmlns:xsi="http://www.w3.org/2001/XMLSchema-instance" xmlns:pc="http://schemas.microsoft.com/office/infopath/2007/PartnerControls">
+  <documentManagement>
+    <_activity xmlns="8e909b19-90b1-40a7-9b0f-830d0dc1a21e" xsi:nil="true"/>
+  </documentManagement>
+</p:properties>
+</file>
+
 <file path=customXml/itemProps1.xml><?xml version="1.0" encoding="utf-8"?>
 <ds:datastoreItem xmlns:ds="http://schemas.openxmlformats.org/officeDocument/2006/customXml" ds:itemID="{4AF40743-8506-FF42-93DA-026F2CB4739F}">
   <ds:schemaRefs>
@@ -4895,24 +4859,6 @@
 </file>
 
 <file path=customXml/itemProps2.xml><?xml version="1.0" encoding="utf-8"?>
-<ds:datastoreItem xmlns:ds="http://schemas.openxmlformats.org/officeDocument/2006/customXml" ds:itemID="{52AB4406-907E-4F61-BE7E-DE01997C8111}">
-  <ds:schemaRefs>
-    <ds:schemaRef ds:uri="http://schemas.microsoft.com/office/2006/metadata/properties"/>
-    <ds:schemaRef ds:uri="http://schemas.microsoft.com/office/infopath/2007/PartnerControls"/>
-    <ds:schemaRef ds:uri="8e909b19-90b1-40a7-9b0f-830d0dc1a21e"/>
-  </ds:schemaRefs>
-</ds:datastoreItem>
-</file>
-
-<file path=customXml/itemProps3.xml><?xml version="1.0" encoding="utf-8"?>
-<ds:datastoreItem xmlns:ds="http://schemas.openxmlformats.org/officeDocument/2006/customXml" ds:itemID="{BA84E146-E37D-4FE2-809E-D169F18BCE7B}">
-  <ds:schemaRefs>
-    <ds:schemaRef ds:uri="http://schemas.microsoft.com/sharepoint/v3/contenttype/forms"/>
-  </ds:schemaRefs>
-</ds:datastoreItem>
-</file>
-
-<file path=customXml/itemProps4.xml><?xml version="1.0" encoding="utf-8"?>
 <ds:datastoreItem xmlns:ds="http://schemas.openxmlformats.org/officeDocument/2006/customXml" ds:itemID="{5C30687F-3F82-4137-BF06-F6D55E7CF16E}">
   <ds:schemaRefs>
     <ds:schemaRef ds:uri="http://schemas.microsoft.com/office/2006/metadata/contentType"/>
@@ -4929,4 +4875,22 @@
     <ds:schemaRef ds:uri="http://schemas.microsoft.com/internal/obd"/>
   </ds:schemaRefs>
 </ds:datastoreItem>
+</file>
+
+<file path=customXml/itemProps3.xml><?xml version="1.0" encoding="utf-8"?>
+<ds:datastoreItem xmlns:ds="http://schemas.openxmlformats.org/officeDocument/2006/customXml" ds:itemID="{BA84E146-E37D-4FE2-809E-D169F18BCE7B}">
+  <ds:schemaRefs>
+    <ds:schemaRef ds:uri="http://schemas.microsoft.com/sharepoint/v3/contenttype/forms"/>
+  </ds:schemaRefs>
+</ds:datastoreItem>
+</file>
+
+<file path=customXml/itemProps4.xml><?xml version="1.0" encoding="utf-8"?>
+<ds:datastoreItem xmlns:ds="http://schemas.openxmlformats.org/officeDocument/2006/customXml" ds:itemID="{52AB4406-907E-4F61-BE7E-DE01997C8111}">
+  <ds:schemaRefs>
+    <ds:schemaRef ds:uri="http://schemas.microsoft.com/office/2006/metadata/properties"/>
+    <ds:schemaRef ds:uri="http://schemas.microsoft.com/office/infopath/2007/PartnerControls"/>
+    <ds:schemaRef ds:uri="8e909b19-90b1-40a7-9b0f-830d0dc1a21e"/>
+  </ds:schemaRefs>
+</ds:datastoreItem>
 </file>
--- a/asgn1_documentation.docx
+++ b/asgn1_documentation.docx
@@ -1098,6 +1098,7 @@
       </w:pPr>
       <w:r>
         <w:rPr>
+          <w:noProof/>
           <w:sz w:val="24"/>
           <w:szCs w:val="24"/>
         </w:rPr>
@@ -1493,6 +1494,7 @@
       <w:r>
         <w:rPr>
           <w:b/>
+          <w:noProof/>
           <w:sz w:val="28"/>
         </w:rPr>
         <w:drawing>
@@ -1669,17 +1671,16 @@
       </w:pPr>
       <w:r>
         <w:rPr>
-          <w:noProof/>
           <w:sz w:val="24"/>
           <w:szCs w:val="24"/>
           <w:lang w:eastAsia="en-GB"/>
         </w:rPr>
         <w:lastRenderedPageBreak/>
         <w:drawing>
-          <wp:inline distT="0" distB="0" distL="0" distR="0" wp14:anchorId="5954B811" wp14:editId="1AFB30AA">
-            <wp:extent cx="1842116" cy="3944908"/>
+          <wp:inline distT="0" distB="0" distL="0" distR="0" wp14:anchorId="4AA2D93C" wp14:editId="2AE6A6D7">
+            <wp:extent cx="3556000" cy="4600386"/>
             <wp:effectExtent l="0" t="0" r="0" b="0"/>
-            <wp:docPr id="1730728331" name="Imagine 1"/>
+            <wp:docPr id="829403553" name="Imagine 1"/>
             <wp:cNvGraphicFramePr>
               <a:graphicFrameLocks xmlns:a="http://schemas.openxmlformats.org/drawingml/2006/main" noChangeAspect="1"/>
             </wp:cNvGraphicFramePr>
@@ -1687,7 +1688,7 @@
               <a:graphicData uri="http://schemas.openxmlformats.org/drawingml/2006/picture">
                 <pic:pic xmlns:pic="http://schemas.openxmlformats.org/drawingml/2006/picture">
                   <pic:nvPicPr>
-                    <pic:cNvPr id="1730728331" name=""/>
+                    <pic:cNvPr id="829403553" name=""/>
                     <pic:cNvPicPr/>
                   </pic:nvPicPr>
                   <pic:blipFill>
@@ -1699,7 +1700,7 @@
                   <pic:spPr>
                     <a:xfrm>
                       <a:off x="0" y="0"/>
-                      <a:ext cx="1850772" cy="3963445"/>
+                      <a:ext cx="3566360" cy="4613789"/>
                     </a:xfrm>
                     <a:prstGeom prst="rect">
                       <a:avLst/>
@@ -4645,6 +4646,23 @@
 </file>
 
 <file path=customXml/item2.xml><?xml version="1.0" encoding="utf-8"?>
+<p:properties xmlns:p="http://schemas.microsoft.com/office/2006/metadata/properties" xmlns:xsi="http://www.w3.org/2001/XMLSchema-instance" xmlns:pc="http://schemas.microsoft.com/office/infopath/2007/PartnerControls">
+  <documentManagement>
+    <_activity xmlns="8e909b19-90b1-40a7-9b0f-830d0dc1a21e" xsi:nil="true"/>
+  </documentManagement>
+</p:properties>
+</file>
+
+<file path=customXml/item3.xml><?xml version="1.0" encoding="utf-8"?>
+<?mso-contentType ?>
+<FormTemplates xmlns="http://schemas.microsoft.com/sharepoint/v3/contenttype/forms">
+  <Display>DocumentLibraryForm</Display>
+  <Edit>DocumentLibraryForm</Edit>
+  <New>DocumentLibraryForm</New>
+</FormTemplates>
+</file>
+
+<file path=customXml/item4.xml><?xml version="1.0" encoding="utf-8"?>
 <ct:contentTypeSchema xmlns:ct="http://schemas.microsoft.com/office/2006/metadata/contentType" xmlns:ma="http://schemas.microsoft.com/office/2006/metadata/properties/metaAttributes" ct:_="" ma:_="" ma:contentTypeName="Document" ma:contentTypeID="0x0101006FDE5073C746D8429D534402EDF0BF1E" ma:contentTypeVersion="8" ma:contentTypeDescription="Create a new document." ma:contentTypeScope="" ma:versionID="d8f8a53633cc68d05b9da062625862b0">
   <xsd:schema xmlns:xsd="http://www.w3.org/2001/XMLSchema" xmlns:xs="http://www.w3.org/2001/XMLSchema" xmlns:p="http://schemas.microsoft.com/office/2006/metadata/properties" xmlns:ns3="8e909b19-90b1-40a7-9b0f-830d0dc1a21e" xmlns:ns4="0260befb-61d4-4786-99b5-03ba3a420e58" targetNamespace="http://schemas.microsoft.com/office/2006/metadata/properties" ma:root="true" ma:fieldsID="3845c3d03b07b254b932dd9d8b438328" ns3:_="" ns4:_="">
     <xsd:import namespace="8e909b19-90b1-40a7-9b0f-830d0dc1a21e"/>
@@ -4833,23 +4851,6 @@
 </ct:contentTypeSchema>
 </file>
 
-<file path=customXml/item3.xml><?xml version="1.0" encoding="utf-8"?>
-<?mso-contentType ?>
-<FormTemplates xmlns="http://schemas.microsoft.com/sharepoint/v3/contenttype/forms">
-  <Display>DocumentLibraryForm</Display>
-  <Edit>DocumentLibraryForm</Edit>
-  <New>DocumentLibraryForm</New>
-</FormTemplates>
-</file>
-
-<file path=customXml/item4.xml><?xml version="1.0" encoding="utf-8"?>
-<p:properties xmlns:p="http://schemas.microsoft.com/office/2006/metadata/properties" xmlns:xsi="http://www.w3.org/2001/XMLSchema-instance" xmlns:pc="http://schemas.microsoft.com/office/infopath/2007/PartnerControls">
-  <documentManagement>
-    <_activity xmlns="8e909b19-90b1-40a7-9b0f-830d0dc1a21e" xsi:nil="true"/>
-  </documentManagement>
-</p:properties>
-</file>
-
 <file path=customXml/itemProps1.xml><?xml version="1.0" encoding="utf-8"?>
 <ds:datastoreItem xmlns:ds="http://schemas.openxmlformats.org/officeDocument/2006/customXml" ds:itemID="{4AF40743-8506-FF42-93DA-026F2CB4739F}">
   <ds:schemaRefs>
@@ -4859,6 +4860,24 @@
 </file>
 
 <file path=customXml/itemProps2.xml><?xml version="1.0" encoding="utf-8"?>
+<ds:datastoreItem xmlns:ds="http://schemas.openxmlformats.org/officeDocument/2006/customXml" ds:itemID="{52AB4406-907E-4F61-BE7E-DE01997C8111}">
+  <ds:schemaRefs>
+    <ds:schemaRef ds:uri="http://schemas.microsoft.com/office/2006/metadata/properties"/>
+    <ds:schemaRef ds:uri="http://schemas.microsoft.com/office/infopath/2007/PartnerControls"/>
+    <ds:schemaRef ds:uri="8e909b19-90b1-40a7-9b0f-830d0dc1a21e"/>
+  </ds:schemaRefs>
+</ds:datastoreItem>
+</file>
+
+<file path=customXml/itemProps3.xml><?xml version="1.0" encoding="utf-8"?>
+<ds:datastoreItem xmlns:ds="http://schemas.openxmlformats.org/officeDocument/2006/customXml" ds:itemID="{BA84E146-E37D-4FE2-809E-D169F18BCE7B}">
+  <ds:schemaRefs>
+    <ds:schemaRef ds:uri="http://schemas.microsoft.com/sharepoint/v3/contenttype/forms"/>
+  </ds:schemaRefs>
+</ds:datastoreItem>
+</file>
+
+<file path=customXml/itemProps4.xml><?xml version="1.0" encoding="utf-8"?>
 <ds:datastoreItem xmlns:ds="http://schemas.openxmlformats.org/officeDocument/2006/customXml" ds:itemID="{5C30687F-3F82-4137-BF06-F6D55E7CF16E}">
   <ds:schemaRefs>
     <ds:schemaRef ds:uri="http://schemas.microsoft.com/office/2006/metadata/contentType"/>
@@ -4875,22 +4894,4 @@
     <ds:schemaRef ds:uri="http://schemas.microsoft.com/internal/obd"/>
   </ds:schemaRefs>
 </ds:datastoreItem>
-</file>
-
-<file path=customXml/itemProps3.xml><?xml version="1.0" encoding="utf-8"?>
-<ds:datastoreItem xmlns:ds="http://schemas.openxmlformats.org/officeDocument/2006/customXml" ds:itemID="{BA84E146-E37D-4FE2-809E-D169F18BCE7B}">
-  <ds:schemaRefs>
-    <ds:schemaRef ds:uri="http://schemas.microsoft.com/sharepoint/v3/contenttype/forms"/>
-  </ds:schemaRefs>
-</ds:datastoreItem>
-</file>
-
-<file path=customXml/itemProps4.xml><?xml version="1.0" encoding="utf-8"?>
-<ds:datastoreItem xmlns:ds="http://schemas.openxmlformats.org/officeDocument/2006/customXml" ds:itemID="{52AB4406-907E-4F61-BE7E-DE01997C8111}">
-  <ds:schemaRefs>
-    <ds:schemaRef ds:uri="http://schemas.microsoft.com/office/2006/metadata/properties"/>
-    <ds:schemaRef ds:uri="http://schemas.microsoft.com/office/infopath/2007/PartnerControls"/>
-    <ds:schemaRef ds:uri="8e909b19-90b1-40a7-9b0f-830d0dc1a21e"/>
-  </ds:schemaRefs>
-</ds:datastoreItem>
 </file>